--- a/report/SimpleDB+ Join Experiments.docx
+++ b/report/SimpleDB+ Join Experiments.docx
@@ -19,7 +19,7 @@
         <w:t xml:space="preserve"> · </w:t>
       </w:r>
       <w:r>
-        <w:t xml:space="preserve">@Nicholas</w:t>
+        <w:t xml:space="preserve">Nicholas, Andong and Zenn</w:t>
       </w:r>
     </w:p>
     <w:p>
@@ -33,7 +33,7 @@
     <w:p>
       <w:pPr/>
       <w:r>
-        <w:t xml:space="preserve">All timings are on a scaled-up student database built by </w:t>
+        <w:t xml:space="preserve">We ran all timings on a scaled-up student database built by </w:t>
       </w:r>
       <w:r>
         <w:rPr>

--- a/report/SimpleDB+ Join Experiments.docx
+++ b/report/SimpleDB+ Join Experiments.docx
@@ -1,25 +1,23 @@
 
 <file path=word/document.xml><?xml version="1.0" encoding="utf-8"?>
-<w:document xmlns:w="http://schemas.openxmlformats.org/wordprocessingml/2006/main" xmlns:r="http://schemas.openxmlformats.org/officeDocument/2006/relationships" xmlns:wp="http://schemas.openxmlformats.org/drawingml/2006/wordprocessingDrawing" xmlns:a="http://schemas.openxmlformats.org/drawingml/2006/main" xmlns:pic="http://schemas.openxmlformats.org/drawingml/2006/picture">
+<w:document xmlns:wpc="http://schemas.microsoft.com/office/word/2010/wordprocessingCanvas" xmlns:cx="http://schemas.microsoft.com/office/drawing/2014/chartex" xmlns:cx1="http://schemas.microsoft.com/office/drawing/2015/9/8/chartex" xmlns:cx2="http://schemas.microsoft.com/office/drawing/2015/10/21/chartex" xmlns:cx3="http://schemas.microsoft.com/office/drawing/2016/5/9/chartex" xmlns:cx4="http://schemas.microsoft.com/office/drawing/2016/5/10/chartex" xmlns:cx5="http://schemas.microsoft.com/office/drawing/2016/5/11/chartex" xmlns:cx6="http://schemas.microsoft.com/office/drawing/2016/5/12/chartex" xmlns:cx7="http://schemas.microsoft.com/office/drawing/2016/5/13/chartex" xmlns:cx8="http://schemas.microsoft.com/office/drawing/2016/5/14/chartex" xmlns:mc="http://schemas.openxmlformats.org/markup-compatibility/2006" xmlns:m="http://schemas.openxmlformats.org/officeDocument/2006/math" xmlns:aink="http://schemas.microsoft.com/office/drawing/2016/ink" xmlns:am3d="http://schemas.microsoft.com/office/drawing/2017/model3d" xmlns:oel="http://schemas.microsoft.com/office/2019/extlst" xmlns:r="http://schemas.openxmlformats.org/officeDocument/2006/relationships" xmlns:wp14="http://schemas.microsoft.com/office/word/2010/wordprocessingDrawing" xmlns:wp="http://schemas.openxmlformats.org/drawingml/2006/wordprocessingDrawing" xmlns:wpg="http://schemas.microsoft.com/office/word/2010/wordprocessingGroup" xmlns:wpi="http://schemas.microsoft.com/office/word/2010/wordprocessingInk" xmlns:wps="http://schemas.microsoft.com/office/word/2010/wordprocessingShape" xmlns:o="urn:schemas-microsoft-com:office:office" xmlns:v="urn:schemas-microsoft-com:vml" xmlns:w10="urn:schemas-microsoft-com:office:word" xmlns:w="http://schemas.openxmlformats.org/wordprocessingml/2006/main" xmlns:w14="http://schemas.microsoft.com/office/word/2010/wordml" xmlns:w15="http://schemas.microsoft.com/office/word/2012/wordml" xmlns:w16cex="http://schemas.microsoft.com/office/word/2018/wordml/cex" xmlns:w16cid="http://schemas.microsoft.com/office/word/2016/wordml/cid" xmlns:w16="http://schemas.microsoft.com/office/word/2018/wordml" xmlns:w16sdtdh="http://schemas.microsoft.com/office/word/2020/wordml/sdtdatahash" xmlns:w16sdtfl="http://schemas.microsoft.com/office/word/2024/wordml/sdtformatlock" xmlns:w16se="http://schemas.microsoft.com/office/word/2015/wordml/symex" xmlns:w16du="http://schemas.microsoft.com/office/word/2023/wordml/word16du" xmlns:wne="http://schemas.microsoft.com/office/word/2006/wordml" mc:Ignorable="w14 w15 w16se w16cid w16 w16cex w16sdtdh w16sdtfl w16du wp14">
   <w:body>
     <w:p>
       <w:pPr>
         <w:pStyle w:val="Heading1"/>
       </w:pPr>
-      <w:r>
-        <w:t xml:space="preserve">SimpleDB+ Join Experiments</w:t>
+      <w:proofErr w:type="spellStart"/>
+      <w:r>
+        <w:t>SimpleDB</w:t>
+      </w:r>
+      <w:proofErr w:type="spellEnd"/>
+      <w:r>
+        <w:t>+ Join Experiments</w:t>
       </w:r>
     </w:p>
     <w:p>
-      <w:pPr/>
-      <w:r>
-        <w:t xml:space="preserve">Oct 16, 2026</w:t>
-      </w:r>
-      <w:r>
-        <w:t xml:space="preserve"> · </w:t>
-      </w:r>
-      <w:r>
-        <w:t xml:space="preserve">Nicholas, Andong and Zenn</w:t>
+      <w:r>
+        <w:t>Oct 16, 2026 · Nicholas, Andong and Zenn</w:t>
       </w:r>
     </w:p>
     <w:p>
@@ -27,38 +25,43 @@
         <w:pStyle w:val="Heading2"/>
       </w:pPr>
       <w:r>
-        <w:t xml:space="preserve">Setup</w:t>
+        <w:t>Setup</w:t>
       </w:r>
     </w:p>
     <w:p>
-      <w:pPr/>
       <w:r>
         <w:t xml:space="preserve">We ran all timings on a scaled-up student database built by </w:t>
       </w:r>
+      <w:proofErr w:type="spellStart"/>
       <w:r>
         <w:rPr>
           <w:rStyle w:val="CodeChar"/>
         </w:rPr>
-        <w:t xml:space="preserve">CreateLargeStudentDB</w:t>
-      </w:r>
+        <w:t>CreateLargeStudentDB</w:t>
+      </w:r>
+      <w:proofErr w:type="spellEnd"/>
       <w:r>
         <w:t xml:space="preserve"> (same schema and indexes as </w:t>
       </w:r>
+      <w:proofErr w:type="spellStart"/>
       <w:r>
         <w:rPr>
           <w:rStyle w:val="CodeChar"/>
         </w:rPr>
-        <w:t xml:space="preserve">CreateStudentDB</w:t>
-      </w:r>
+        <w:t>CreateStudentDB</w:t>
+      </w:r>
+      <w:proofErr w:type="spellEnd"/>
       <w:r>
         <w:t xml:space="preserve">, seeded random data), run by </w:t>
       </w:r>
+      <w:proofErr w:type="spellStart"/>
       <w:r>
         <w:rPr>
           <w:rStyle w:val="CodeChar"/>
         </w:rPr>
-        <w:t xml:space="preserve">JoinExperiments</w:t>
-      </w:r>
+        <w:t>JoinExperiments</w:t>
+      </w:r>
+      <w:proofErr w:type="spellEnd"/>
       <w:r>
         <w:t xml:space="preserve"> in the repo.</w:t>
       </w:r>
@@ -68,7 +71,7 @@
         <w:tblStyle w:val="TableGrid"/>
         <w:tblW w:w="0" w:type="auto"/>
         <w:tblLayout w:type="fixed"/>
-        <w:tblLook w:val="04A0" w:firstRow="1" w:lastRow="0" w:firstColumn="0" w:lastColumn="0" w:noHBand="0" w:noVBand="1"/>
+        <w:tblLook w:val="0420" w:firstRow="1" w:lastRow="0" w:firstColumn="0" w:lastColumn="0" w:noHBand="0" w:noVBand="1"/>
       </w:tblPr>
       <w:tblGrid>
         <w:gridCol w:w="3120"/>
@@ -85,9 +88,8 @@
             <w:shd w:val="clear" w:color="auto" w:fill="F2F2F2"/>
           </w:tcPr>
           <w:p>
-            <w:pPr/>
-            <w:r>
-              <w:t xml:space="preserve">Table</w:t>
+            <w:r>
+              <w:t>Table</w:t>
             </w:r>
           </w:p>
         </w:tc>
@@ -97,9 +99,8 @@
             <w:shd w:val="clear" w:color="auto" w:fill="F2F2F2"/>
           </w:tcPr>
           <w:p>
-            <w:pPr/>
-            <w:r>
-              <w:t xml:space="preserve">Records</w:t>
+            <w:r>
+              <w:t>Records</w:t>
             </w:r>
           </w:p>
         </w:tc>
@@ -109,9 +110,8 @@
             <w:shd w:val="clear" w:color="auto" w:fill="F2F2F2"/>
           </w:tcPr>
           <w:p>
-            <w:pPr/>
-            <w:r>
-              <w:t xml:space="preserve">Indexes</w:t>
+            <w:r>
+              <w:t>Indexes</w:t>
             </w:r>
           </w:p>
         </w:tc>
@@ -122,9 +122,8 @@
             <w:tcW w:w="3120" w:type="dxa"/>
           </w:tcPr>
           <w:p>
-            <w:pPr/>
-            <w:r>
-              <w:t xml:space="preserve">STUDENT</w:t>
+            <w:r>
+              <w:t>STUDENT</w:t>
             </w:r>
           </w:p>
         </w:tc>
@@ -133,9 +132,8 @@
             <w:tcW w:w="3120" w:type="dxa"/>
           </w:tcPr>
           <w:p>
-            <w:pPr/>
-            <w:r>
-              <w:t xml:space="preserve">3,000</w:t>
+            <w:r>
+              <w:t>3,000</w:t>
             </w:r>
           </w:p>
         </w:tc>
@@ -144,10 +142,22 @@
             <w:tcW w:w="3120" w:type="dxa"/>
           </w:tcPr>
           <w:p>
-            <w:pPr/>
-            <w:r>
-              <w:t xml:space="preserve">hash on MajorId, B+-tree on SId</w:t>
-            </w:r>
+            <w:r>
+              <w:t xml:space="preserve">hash on </w:t>
+            </w:r>
+            <w:proofErr w:type="spellStart"/>
+            <w:r>
+              <w:t>MajorId</w:t>
+            </w:r>
+            <w:proofErr w:type="spellEnd"/>
+            <w:r>
+              <w:t xml:space="preserve">, B+-tree on </w:t>
+            </w:r>
+            <w:proofErr w:type="spellStart"/>
+            <w:r>
+              <w:t>SId</w:t>
+            </w:r>
+            <w:proofErr w:type="spellEnd"/>
           </w:p>
         </w:tc>
       </w:tr>
@@ -157,9 +167,8 @@
             <w:tcW w:w="3120" w:type="dxa"/>
           </w:tcPr>
           <w:p>
-            <w:pPr/>
-            <w:r>
-              <w:t xml:space="preserve">ENROLL</w:t>
+            <w:r>
+              <w:t>ENROLL</w:t>
             </w:r>
           </w:p>
         </w:tc>
@@ -168,9 +177,8 @@
             <w:tcW w:w="3120" w:type="dxa"/>
           </w:tcPr>
           <w:p>
-            <w:pPr/>
-            <w:r>
-              <w:t xml:space="preserve">15,000</w:t>
+            <w:r>
+              <w:t>15,000</w:t>
             </w:r>
           </w:p>
         </w:tc>
@@ -179,10 +187,14 @@
             <w:tcW w:w="3120" w:type="dxa"/>
           </w:tcPr>
           <w:p>
-            <w:pPr/>
-            <w:r>
-              <w:t xml:space="preserve">B+-tree on StudentId</w:t>
-            </w:r>
+            <w:r>
+              <w:t xml:space="preserve">B+-tree on </w:t>
+            </w:r>
+            <w:proofErr w:type="spellStart"/>
+            <w:r>
+              <w:t>StudentId</w:t>
+            </w:r>
+            <w:proofErr w:type="spellEnd"/>
           </w:p>
         </w:tc>
       </w:tr>
@@ -192,9 +204,8 @@
             <w:tcW w:w="3120" w:type="dxa"/>
           </w:tcPr>
           <w:p>
-            <w:pPr/>
-            <w:r>
-              <w:t xml:space="preserve">SECTION</w:t>
+            <w:r>
+              <w:t>SECTION</w:t>
             </w:r>
           </w:p>
         </w:tc>
@@ -203,9 +214,8 @@
             <w:tcW w:w="3120" w:type="dxa"/>
           </w:tcPr>
           <w:p>
-            <w:pPr/>
-            <w:r>
-              <w:t xml:space="preserve">1,500</w:t>
+            <w:r>
+              <w:t>1,500</w:t>
             </w:r>
           </w:p>
         </w:tc>
@@ -214,9 +224,8 @@
             <w:tcW w:w="3120" w:type="dxa"/>
           </w:tcPr>
           <w:p>
-            <w:pPr/>
-            <w:r>
-              <w:t xml:space="preserve">none</w:t>
+            <w:r>
+              <w:t>none</w:t>
             </w:r>
           </w:p>
         </w:tc>
@@ -227,9 +236,8 @@
             <w:tcW w:w="3120" w:type="dxa"/>
           </w:tcPr>
           <w:p>
-            <w:pPr/>
-            <w:r>
-              <w:t xml:space="preserve">COURSE</w:t>
+            <w:r>
+              <w:t>COURSE</w:t>
             </w:r>
           </w:p>
         </w:tc>
@@ -238,9 +246,8 @@
             <w:tcW w:w="3120" w:type="dxa"/>
           </w:tcPr>
           <w:p>
-            <w:pPr/>
-            <w:r>
-              <w:t xml:space="preserve">300</w:t>
+            <w:r>
+              <w:t>300</w:t>
             </w:r>
           </w:p>
         </w:tc>
@@ -249,9 +256,8 @@
             <w:tcW w:w="3120" w:type="dxa"/>
           </w:tcPr>
           <w:p>
-            <w:pPr/>
-            <w:r>
-              <w:t xml:space="preserve">none</w:t>
+            <w:r>
+              <w:t>none</w:t>
             </w:r>
           </w:p>
         </w:tc>
@@ -262,9 +268,8 @@
             <w:tcW w:w="3120" w:type="dxa"/>
           </w:tcPr>
           <w:p>
-            <w:pPr/>
-            <w:r>
-              <w:t xml:space="preserve">DEPT</w:t>
+            <w:r>
+              <w:t>DEPT</w:t>
             </w:r>
           </w:p>
         </w:tc>
@@ -273,9 +278,8 @@
             <w:tcW w:w="3120" w:type="dxa"/>
           </w:tcPr>
           <w:p>
-            <w:pPr/>
-            <w:r>
-              <w:t xml:space="preserve">20</w:t>
+            <w:r>
+              <w:t>20</w:t>
             </w:r>
           </w:p>
         </w:tc>
@@ -284,9 +288,8 @@
             <w:tcW w:w="3120" w:type="dxa"/>
           </w:tcPr>
           <w:p>
-            <w:pPr/>
-            <w:r>
-              <w:t xml:space="preserve">none</w:t>
+            <w:r>
+              <w:t>none</w:t>
             </w:r>
           </w:p>
         </w:tc>
@@ -302,12 +305,20 @@
       </w:pPr>
       <w:r>
         <w:rPr>
-          <w:b/>
-        </w:rPr>
-        <w:t xml:space="preserve">Engine settings:</w:t>
-      </w:r>
-      <w:r>
-        <w:t xml:space="preserve"> SimpleDB defaults, 400-byte blocks and 8 buffers; heuristic optimizer.</w:t>
+          <w:bCs/>
+        </w:rPr>
+        <w:t>Settings we used were</w:t>
+      </w:r>
+      <w:r>
+        <w:t xml:space="preserve"> </w:t>
+      </w:r>
+      <w:proofErr w:type="spellStart"/>
+      <w:r>
+        <w:t>SimpleDB</w:t>
+      </w:r>
+      <w:proofErr w:type="spellEnd"/>
+      <w:r>
+        <w:t xml:space="preserve"> defaults, 400-byte blocks and 8 buffers; heuristic optimizer.</w:t>
       </w:r>
     </w:p>
     <w:p>
@@ -320,12 +331,56 @@
       </w:pPr>
       <w:r>
         <w:rPr>
-          <w:b/>
-        </w:rPr>
-        <w:t xml:space="preserve">Machine:</w:t>
-      </w:r>
-      <w:r>
-        <w:t xml:space="preserve"> Apple A18 Pro, 8 GB RAM, macOS 26.6, OpenJDK 26.0.1.</w:t>
+          <w:bCs/>
+        </w:rPr>
+        <w:t xml:space="preserve">We recorded the time to </w:t>
+      </w:r>
+      <w:r>
+        <w:t>open</w:t>
+      </w:r>
+      <w:r>
+        <w:t xml:space="preserve"> the plan and reading every result record</w:t>
+      </w:r>
+      <w:r>
+        <w:t>. P</w:t>
+      </w:r>
+      <w:r>
+        <w:t>lanning is excluded</w:t>
+      </w:r>
+      <w:r>
+        <w:t xml:space="preserve"> from the timings. </w:t>
+      </w:r>
+      <w:r>
+        <w:t>Each configuration runs once to warm up</w:t>
+      </w:r>
+      <w:r>
+        <w:t xml:space="preserve">, </w:t>
+      </w:r>
+      <w:r>
+        <w:t>then 3 times</w:t>
+      </w:r>
+      <w:r>
+        <w:t>. T</w:t>
+      </w:r>
+      <w:r>
+        <w:t>he table</w:t>
+      </w:r>
+      <w:r>
+        <w:t xml:space="preserve"> below</w:t>
+      </w:r>
+      <w:r>
+        <w:t xml:space="preserve"> shows the median. Block reads and writes come from counters added to </w:t>
+      </w:r>
+      <w:proofErr w:type="spellStart"/>
+      <w:r>
+        <w:rPr>
+          <w:rStyle w:val="CodeChar"/>
+        </w:rPr>
+        <w:t>FileMgr</w:t>
+      </w:r>
+      <w:proofErr w:type="spellEnd"/>
+      <w:r>
+        <w:t>.</w:t>
       </w:r>
     </w:p>
     <w:p>
@@ -336,91 +391,134 @@
           <w:numId w:val="2"/>
         </w:numPr>
       </w:pPr>
-      <w:r>
-        <w:rPr>
-          <w:b/>
-        </w:rPr>
-        <w:t xml:space="preserve">What is timed:</w:t>
-      </w:r>
-      <w:r>
-        <w:t xml:space="preserve"> opening the plan and reading every result record; planning is excluded. Each configuration runs once to warm up, then 3 times; the table shows the median. Block reads and writes come from counters added to </w:t>
-      </w:r>
+      <w:proofErr w:type="spellStart"/>
       <w:r>
         <w:rPr>
           <w:rStyle w:val="CodeChar"/>
         </w:rPr>
-        <w:t xml:space="preserve">FileMgr</w:t>
-      </w:r>
-      <w:r>
-        <w:t xml:space="preserve">.</w:t>
+        <w:t>JoinMethods</w:t>
+      </w:r>
+      <w:proofErr w:type="spellEnd"/>
+      <w:r>
+        <w:t xml:space="preserve"> limits which join methods the optimizer may use (</w:t>
+      </w:r>
+      <w:r>
+        <w:rPr>
+          <w:rStyle w:val="CodeChar"/>
+        </w:rPr>
+        <w:t>-</w:t>
+      </w:r>
+      <w:proofErr w:type="spellStart"/>
+      <w:r>
+        <w:rPr>
+          <w:rStyle w:val="CodeChar"/>
+        </w:rPr>
+        <w:t>Dsimpledb.joins</w:t>
+      </w:r>
+      <w:proofErr w:type="spellEnd"/>
+      <w:r>
+        <w:rPr>
+          <w:rStyle w:val="CodeChar"/>
+        </w:rPr>
+        <w:t>=hash</w:t>
+      </w:r>
+      <w:r>
+        <w:t xml:space="preserve">, or </w:t>
+      </w:r>
+      <w:proofErr w:type="spellStart"/>
+      <w:r>
+        <w:rPr>
+          <w:rStyle w:val="CodeChar"/>
+        </w:rPr>
+        <w:t>JoinMethods.allow</w:t>
+      </w:r>
+      <w:proofErr w:type="spellEnd"/>
+      <w:r>
+        <w:rPr>
+          <w:rStyle w:val="CodeChar"/>
+        </w:rPr>
+        <w:t>("hash")</w:t>
+      </w:r>
+      <w:r>
+        <w:t xml:space="preserve"> in code). </w:t>
+      </w:r>
+      <w:r>
+        <w:t xml:space="preserve">We used </w:t>
+      </w:r>
+      <w:r>
+        <w:t xml:space="preserve">Nested loops </w:t>
+      </w:r>
+      <w:r>
+        <w:t>as the</w:t>
+      </w:r>
+      <w:r>
+        <w:t xml:space="preserve"> fallback when no allowed method applies.</w:t>
       </w:r>
     </w:p>
     <w:p>
       <w:pPr>
-        <w:pStyle w:val="ListParagraph"/>
-        <w:numPr>
-          <w:ilvl w:val="0"/>
-          <w:numId w:val="2"/>
-        </w:numPr>
-      </w:pPr>
-      <w:r>
-        <w:rPr>
-          <w:b/>
-        </w:rPr>
-        <w:t xml:space="preserve">Choosing the algorithm:</w:t>
-      </w:r>
-      <w:r>
-        <w:t xml:space="preserve"> </w:t>
-      </w:r>
-      <w:r>
-        <w:rPr>
-          <w:rStyle w:val="CodeChar"/>
-        </w:rPr>
-        <w:t xml:space="preserve">JoinMethods</w:t>
-      </w:r>
-      <w:r>
-        <w:t xml:space="preserve"> limits which join methods the optimizer may use (</w:t>
-      </w:r>
-      <w:r>
-        <w:rPr>
-          <w:rStyle w:val="CodeChar"/>
-        </w:rPr>
-        <w:t xml:space="preserve">-Dsimpledb.joins=hash</w:t>
-      </w:r>
-      <w:r>
-        <w:t xml:space="preserve">, or </w:t>
-      </w:r>
-      <w:r>
-        <w:rPr>
-          <w:rStyle w:val="CodeChar"/>
-        </w:rPr>
-        <w:t xml:space="preserve">JoinMethods.allow("hash")</w:t>
-      </w:r>
-      <w:r>
-        <w:t xml:space="preserve"> in code). Nested loops is the fallback when no allowed method applies.</w:t>
+        <w:pStyle w:val="Heading2"/>
+      </w:pPr>
+      <w:r>
+        <w:t>Experiment 1: 2-table join</w:t>
       </w:r>
     </w:p>
     <w:p>
-      <w:pPr>
-        <w:pStyle w:val="Heading2"/>
-      </w:pPr>
-      <w:r>
-        <w:t xml:space="preserve">Experiment 1: 2-table join</w:t>
-      </w:r>
-    </w:p>
-    <w:p>
-      <w:pPr/>
-      <w:r>
-        <w:t xml:space="preserve">The index join is fastest at 63 ms, and nested loops is about 250 times slower at 15.6 s. The query is </w:t>
+      <w:r>
+        <w:t xml:space="preserve">The index join is fastest at 63 </w:t>
+      </w:r>
+      <w:proofErr w:type="spellStart"/>
+      <w:r>
+        <w:t>ms</w:t>
+      </w:r>
+      <w:proofErr w:type="spellEnd"/>
+      <w:r>
+        <w:t xml:space="preserve">, and nested loops is about 250 times slower at 15.6 s. The query is </w:t>
       </w:r>
       <w:r>
         <w:rPr>
           <w:rStyle w:val="CodeChar"/>
         </w:rPr>
-        <w:t xml:space="preserve">select sname, grade from student, enroll where sid = studentid</w:t>
-      </w:r>
-      <w:r>
-        <w:t xml:space="preserve">, which returns 15,000 rows. Every plan has STUDENT (231 blocks) as the outer input and ENROLL (834 blocks) as the inner one.</w:t>
+        <w:t xml:space="preserve">select </w:t>
+      </w:r>
+      <w:proofErr w:type="spellStart"/>
+      <w:r>
+        <w:rPr>
+          <w:rStyle w:val="CodeChar"/>
+        </w:rPr>
+        <w:t>sname</w:t>
+      </w:r>
+      <w:proofErr w:type="spellEnd"/>
+      <w:r>
+        <w:rPr>
+          <w:rStyle w:val="CodeChar"/>
+        </w:rPr>
+        <w:t xml:space="preserve">, grade from student, enroll where </w:t>
+      </w:r>
+      <w:proofErr w:type="spellStart"/>
+      <w:r>
+        <w:rPr>
+          <w:rStyle w:val="CodeChar"/>
+        </w:rPr>
+        <w:t>sid</w:t>
+      </w:r>
+      <w:proofErr w:type="spellEnd"/>
+      <w:r>
+        <w:rPr>
+          <w:rStyle w:val="CodeChar"/>
+        </w:rPr>
+        <w:t xml:space="preserve"> = </w:t>
+      </w:r>
+      <w:proofErr w:type="spellStart"/>
+      <w:r>
+        <w:rPr>
+          <w:rStyle w:val="CodeChar"/>
+        </w:rPr>
+        <w:t>studentid</w:t>
+      </w:r>
+      <w:proofErr w:type="spellEnd"/>
+      <w:r>
+        <w:t>, which returns 15,000 rows. Every plan has STUDENT (231 blocks) as the outer input and ENROLL (834 blocks) as the inner one.</w:t>
       </w:r>
     </w:p>
     <w:tbl>
@@ -428,7 +526,7 @@
         <w:tblStyle w:val="TableGrid"/>
         <w:tblW w:w="0" w:type="auto"/>
         <w:tblLayout w:type="fixed"/>
-        <w:tblLook w:val="04A0" w:firstRow="1" w:lastRow="0" w:firstColumn="0" w:lastColumn="0" w:noHBand="0" w:noVBand="1"/>
+        <w:tblLook w:val="0420" w:firstRow="1" w:lastRow="0" w:firstColumn="0" w:lastColumn="0" w:noHBand="0" w:noVBand="1"/>
       </w:tblPr>
       <w:tblGrid>
         <w:gridCol w:w="1872"/>
@@ -447,9 +545,8 @@
             <w:shd w:val="clear" w:color="auto" w:fill="F2F2F2"/>
           </w:tcPr>
           <w:p>
-            <w:pPr/>
-            <w:r>
-              <w:t xml:space="preserve">Join algorithm</w:t>
+            <w:r>
+              <w:t>Join algorithm</w:t>
             </w:r>
           </w:p>
         </w:tc>
@@ -459,9 +556,8 @@
             <w:shd w:val="clear" w:color="auto" w:fill="F2F2F2"/>
           </w:tcPr>
           <w:p>
-            <w:pPr/>
-            <w:r>
-              <w:t xml:space="preserve">Plan</w:t>
+            <w:r>
+              <w:t>Plan</w:t>
             </w:r>
           </w:p>
         </w:tc>
@@ -471,9 +567,16 @@
             <w:shd w:val="clear" w:color="auto" w:fill="F2F2F2"/>
           </w:tcPr>
           <w:p>
-            <w:pPr/>
-            <w:r>
-              <w:t xml:space="preserve">Median time (ms)</w:t>
+            <w:r>
+              <w:t>Median time (</w:t>
+            </w:r>
+            <w:proofErr w:type="spellStart"/>
+            <w:r>
+              <w:t>ms</w:t>
+            </w:r>
+            <w:proofErr w:type="spellEnd"/>
+            <w:r>
+              <w:t>)</w:t>
             </w:r>
           </w:p>
         </w:tc>
@@ -483,9 +586,8 @@
             <w:shd w:val="clear" w:color="auto" w:fill="F2F2F2"/>
           </w:tcPr>
           <w:p>
-            <w:pPr/>
-            <w:r>
-              <w:t xml:space="preserve">Blocks read</w:t>
+            <w:r>
+              <w:t>Blocks read</w:t>
             </w:r>
           </w:p>
         </w:tc>
@@ -495,9 +597,8 @@
             <w:shd w:val="clear" w:color="auto" w:fill="F2F2F2"/>
           </w:tcPr>
           <w:p>
-            <w:pPr/>
-            <w:r>
-              <w:t xml:space="preserve">Blocks written</w:t>
+            <w:r>
+              <w:t>Blocks written</w:t>
             </w:r>
           </w:p>
         </w:tc>
@@ -508,9 +609,8 @@
             <w:tcW w:w="1872" w:type="dxa"/>
           </w:tcPr>
           <w:p>
-            <w:pPr/>
-            <w:r>
-              <w:t xml:space="preserve">Index join</w:t>
+            <w:r>
+              <w:t>Index join</w:t>
             </w:r>
           </w:p>
         </w:tc>
@@ -519,16 +619,17 @@
             <w:tcW w:w="1872" w:type="dxa"/>
           </w:tcPr>
           <w:p>
-            <w:pPr/>
             <w:r>
               <w:t xml:space="preserve">For each student, look up </w:t>
             </w:r>
+            <w:proofErr w:type="spellStart"/>
             <w:r>
               <w:rPr>
                 <w:rStyle w:val="CodeChar"/>
               </w:rPr>
-              <w:t xml:space="preserve">enroll_studentid</w:t>
-            </w:r>
+              <w:t>enroll_studentid</w:t>
+            </w:r>
+            <w:proofErr w:type="spellEnd"/>
             <w:r>
               <w:t xml:space="preserve"> (B+-tree)</w:t>
             </w:r>
@@ -539,9 +640,8 @@
             <w:tcW w:w="1872" w:type="dxa"/>
           </w:tcPr>
           <w:p>
-            <w:pPr/>
-            <w:r>
-              <w:t xml:space="preserve">63</w:t>
+            <w:r>
+              <w:t>63</w:t>
             </w:r>
           </w:p>
         </w:tc>
@@ -550,9 +650,8 @@
             <w:tcW w:w="1872" w:type="dxa"/>
           </w:tcPr>
           <w:p>
-            <w:pPr/>
-            <w:r>
-              <w:t xml:space="preserve">27,184</w:t>
+            <w:r>
+              <w:t>27,184</w:t>
             </w:r>
           </w:p>
         </w:tc>
@@ -561,9 +660,8 @@
             <w:tcW w:w="1872" w:type="dxa"/>
           </w:tcPr>
           <w:p>
-            <w:pPr/>
-            <w:r>
-              <w:t xml:space="preserve">0</w:t>
+            <w:r>
+              <w:t>0</w:t>
             </w:r>
           </w:p>
         </w:tc>
@@ -574,9 +672,8 @@
             <w:tcW w:w="1872" w:type="dxa"/>
           </w:tcPr>
           <w:p>
-            <w:pPr/>
-            <w:r>
-              <w:t xml:space="preserve">Hash join</w:t>
+            <w:r>
+              <w:t>Hash join</w:t>
             </w:r>
           </w:p>
         </w:tc>
@@ -585,9 +682,8 @@
             <w:tcW w:w="1872" w:type="dxa"/>
           </w:tcPr>
           <w:p>
-            <w:pPr/>
-            <w:r>
-              <w:t xml:space="preserve">Partition both tables on the join field, then build and probe each partition</w:t>
+            <w:r>
+              <w:t>Partition both tables on the join field, then build and probe each partition</w:t>
             </w:r>
           </w:p>
         </w:tc>
@@ -596,9 +692,8 @@
             <w:tcW w:w="1872" w:type="dxa"/>
           </w:tcPr>
           <w:p>
-            <w:pPr/>
-            <w:r>
-              <w:t xml:space="preserve">103</w:t>
+            <w:r>
+              <w:t>103</w:t>
             </w:r>
           </w:p>
         </w:tc>
@@ -607,9 +702,8 @@
             <w:tcW w:w="1872" w:type="dxa"/>
           </w:tcPr>
           <w:p>
-            <w:pPr/>
-            <w:r>
-              <w:t xml:space="preserve">3,201</w:t>
+            <w:r>
+              <w:t>3,201</w:t>
             </w:r>
           </w:p>
         </w:tc>
@@ -618,9 +712,8 @@
             <w:tcW w:w="1872" w:type="dxa"/>
           </w:tcPr>
           <w:p>
-            <w:pPr/>
-            <w:r>
-              <w:t xml:space="preserve">1,071</w:t>
+            <w:r>
+              <w:t>1,071</w:t>
             </w:r>
           </w:p>
         </w:tc>
@@ -631,9 +724,9 @@
             <w:tcW w:w="1872" w:type="dxa"/>
           </w:tcPr>
           <w:p>
-            <w:pPr/>
-            <w:r>
-              <w:t xml:space="preserve">Sort-merge join</w:t>
+            <w:r>
+              <w:lastRenderedPageBreak/>
+              <w:t>Sort-merge join</w:t>
             </w:r>
           </w:p>
         </w:tc>
@@ -642,9 +735,24 @@
             <w:tcW w:w="1872" w:type="dxa"/>
           </w:tcPr>
           <w:p>
-            <w:pPr/>
-            <w:r>
-              <w:t xml:space="preserve">Sort STUDENT on SId and ENROLL on StudentId, then merge</w:t>
+            <w:r>
+              <w:t xml:space="preserve">Sort STUDENT on </w:t>
+            </w:r>
+            <w:proofErr w:type="spellStart"/>
+            <w:r>
+              <w:t>SId</w:t>
+            </w:r>
+            <w:proofErr w:type="spellEnd"/>
+            <w:r>
+              <w:t xml:space="preserve"> and ENROLL on </w:t>
+            </w:r>
+            <w:proofErr w:type="spellStart"/>
+            <w:r>
+              <w:t>StudentId</w:t>
+            </w:r>
+            <w:proofErr w:type="spellEnd"/>
+            <w:r>
+              <w:t>, then merge</w:t>
             </w:r>
           </w:p>
         </w:tc>
@@ -653,9 +761,8 @@
             <w:tcW w:w="1872" w:type="dxa"/>
           </w:tcPr>
           <w:p>
-            <w:pPr/>
-            <w:r>
-              <w:t xml:space="preserve">904</w:t>
+            <w:r>
+              <w:t>904</w:t>
             </w:r>
           </w:p>
         </w:tc>
@@ -664,9 +771,8 @@
             <w:tcW w:w="1872" w:type="dxa"/>
           </w:tcPr>
           <w:p>
-            <w:pPr/>
-            <w:r>
-              <w:t xml:space="preserve">10,752</w:t>
+            <w:r>
+              <w:t>10,752</w:t>
             </w:r>
           </w:p>
         </w:tc>
@@ -675,9 +781,8 @@
             <w:tcW w:w="1872" w:type="dxa"/>
           </w:tcPr>
           <w:p>
-            <w:pPr/>
-            <w:r>
-              <w:t xml:space="preserve">4,844</w:t>
+            <w:r>
+              <w:t>4,844</w:t>
             </w:r>
           </w:p>
         </w:tc>
@@ -688,9 +793,8 @@
             <w:tcW w:w="1872" w:type="dxa"/>
           </w:tcPr>
           <w:p>
-            <w:pPr/>
-            <w:r>
-              <w:t xml:space="preserve">Nested loops</w:t>
+            <w:r>
+              <w:t>Nested loops</w:t>
             </w:r>
           </w:p>
         </w:tc>
@@ -699,9 +803,16 @@
             <w:tcW w:w="1872" w:type="dxa"/>
           </w:tcPr>
           <w:p>
-            <w:pPr/>
-            <w:r>
-              <w:t xml:space="preserve">Scan all of ENROLL once per student</w:t>
+            <w:r>
+              <w:t xml:space="preserve">Scan </w:t>
+            </w:r>
+            <w:proofErr w:type="gramStart"/>
+            <w:r>
+              <w:t>all of</w:t>
+            </w:r>
+            <w:proofErr w:type="gramEnd"/>
+            <w:r>
+              <w:t xml:space="preserve"> ENROLL once per student</w:t>
             </w:r>
           </w:p>
         </w:tc>
@@ -710,9 +821,8 @@
             <w:tcW w:w="1872" w:type="dxa"/>
           </w:tcPr>
           <w:p>
-            <w:pPr/>
-            <w:r>
-              <w:t xml:space="preserve">15,623</w:t>
+            <w:r>
+              <w:t>15,623</w:t>
             </w:r>
           </w:p>
         </w:tc>
@@ -721,9 +831,8 @@
             <w:tcW w:w="1872" w:type="dxa"/>
           </w:tcPr>
           <w:p>
-            <w:pPr/>
-            <w:r>
-              <w:t xml:space="preserve">2,502,231</w:t>
+            <w:r>
+              <w:t>2,502,231</w:t>
             </w:r>
           </w:p>
         </w:tc>
@@ -732,18 +841,24 @@
             <w:tcW w:w="1872" w:type="dxa"/>
           </w:tcPr>
           <w:p>
-            <w:pPr/>
-            <w:r>
-              <w:t xml:space="preserve">0</w:t>
+            <w:r>
+              <w:t>0</w:t>
             </w:r>
           </w:p>
         </w:tc>
       </w:tr>
     </w:tbl>
     <w:p>
-      <w:pPr/>
-      <w:r>
-        <w:t xml:space="preserve">The nested-loops reads match the textbook cost exactly: 231 + 3,000 × 834 = 2,502,231 blocks.</w:t>
+      <w:r>
+        <w:t xml:space="preserve">The </w:t>
+      </w:r>
+      <w:proofErr w:type="gramStart"/>
+      <w:r>
+        <w:t>nested-loops</w:t>
+      </w:r>
+      <w:proofErr w:type="gramEnd"/>
+      <w:r>
+        <w:t xml:space="preserve"> reads match the textbook cost exactly: 231 + 3,000 × 834 = 2,502,231 blocks.</w:t>
       </w:r>
     </w:p>
     <w:p>
@@ -751,11 +866,10 @@
         <w:pStyle w:val="Heading2"/>
       </w:pPr>
       <w:r>
-        <w:t xml:space="preserve">Experiment 2: 4-table join</w:t>
+        <w:t>Experiment 2: 4-table join</w:t>
       </w:r>
     </w:p>
     <w:p>
-      <w:pPr/>
       <w:r>
         <w:t xml:space="preserve">The optimizer's mixed plan is fastest at 0.51 s. The all-hash plan takes 2.0 s, and the all-nested-loops plan is about 57 times slower than the mixed plan, at 29.0 s. The query is </w:t>
       </w:r>
@@ -763,16 +877,107 @@
         <w:rPr>
           <w:rStyle w:val="CodeChar"/>
         </w:rPr>
-        <w:t xml:space="preserve">select sname, title, grade from student, enroll, section, course where sid = studentid and sectionid = sectid and courseid = cid</w:t>
-      </w:r>
-      <w:r>
-        <w:t xml:space="preserve">, which returns 15,000 rows.</w:t>
+        <w:t xml:space="preserve">select </w:t>
+      </w:r>
+      <w:proofErr w:type="spellStart"/>
+      <w:r>
+        <w:rPr>
+          <w:rStyle w:val="CodeChar"/>
+        </w:rPr>
+        <w:t>sname</w:t>
+      </w:r>
+      <w:proofErr w:type="spellEnd"/>
+      <w:r>
+        <w:rPr>
+          <w:rStyle w:val="CodeChar"/>
+        </w:rPr>
+        <w:t xml:space="preserve">, title, grade from student, enroll, section, course where </w:t>
+      </w:r>
+      <w:proofErr w:type="spellStart"/>
+      <w:r>
+        <w:rPr>
+          <w:rStyle w:val="CodeChar"/>
+        </w:rPr>
+        <w:t>sid</w:t>
+      </w:r>
+      <w:proofErr w:type="spellEnd"/>
+      <w:r>
+        <w:rPr>
+          <w:rStyle w:val="CodeChar"/>
+        </w:rPr>
+        <w:t xml:space="preserve"> = </w:t>
+      </w:r>
+      <w:proofErr w:type="spellStart"/>
+      <w:r>
+        <w:rPr>
+          <w:rStyle w:val="CodeChar"/>
+        </w:rPr>
+        <w:t>studentid</w:t>
+      </w:r>
+      <w:proofErr w:type="spellEnd"/>
+      <w:r>
+        <w:rPr>
+          <w:rStyle w:val="CodeChar"/>
+        </w:rPr>
+        <w:t xml:space="preserve"> and </w:t>
+      </w:r>
+      <w:proofErr w:type="spellStart"/>
+      <w:r>
+        <w:rPr>
+          <w:rStyle w:val="CodeChar"/>
+        </w:rPr>
+        <w:t>sectionid</w:t>
+      </w:r>
+      <w:proofErr w:type="spellEnd"/>
+      <w:r>
+        <w:rPr>
+          <w:rStyle w:val="CodeChar"/>
+        </w:rPr>
+        <w:t xml:space="preserve"> = </w:t>
+      </w:r>
+      <w:proofErr w:type="spellStart"/>
+      <w:r>
+        <w:rPr>
+          <w:rStyle w:val="CodeChar"/>
+        </w:rPr>
+        <w:t>sectid</w:t>
+      </w:r>
+      <w:proofErr w:type="spellEnd"/>
+      <w:r>
+        <w:rPr>
+          <w:rStyle w:val="CodeChar"/>
+        </w:rPr>
+        <w:t xml:space="preserve"> and </w:t>
+      </w:r>
+      <w:proofErr w:type="spellStart"/>
+      <w:r>
+        <w:rPr>
+          <w:rStyle w:val="CodeChar"/>
+        </w:rPr>
+        <w:t>courseid</w:t>
+      </w:r>
+      <w:proofErr w:type="spellEnd"/>
+      <w:r>
+        <w:rPr>
+          <w:rStyle w:val="CodeChar"/>
+        </w:rPr>
+        <w:t xml:space="preserve"> = </w:t>
+      </w:r>
+      <w:proofErr w:type="spellStart"/>
+      <w:r>
+        <w:rPr>
+          <w:rStyle w:val="CodeChar"/>
+        </w:rPr>
+        <w:t>cid</w:t>
+      </w:r>
+      <w:proofErr w:type="spellEnd"/>
+      <w:r>
+        <w:t>, which returns 15,000 rows.</w:t>
       </w:r>
     </w:p>
     <w:p>
-      <w:pPr/>
-      <w:r>
-        <w:t xml:space="preserve">Every plan uses the same left-deep join order, chosen by the heuristic optimizer: ((COURSE ⋈ SECTION) ⋈ ENROLL) ⋈ STUDENT. Plans A to D differ only in the join methods the optimizer was allowed to use.</w:t>
+      <w:r>
+        <w:t>Every plan uses the same left-deep join order, chosen by the heuristic optimizer: ((COURSE ⋈ SECTION) ⋈ ENROLL) ⋈ STUDENT. Plans A to D differ only in the join methods the optimizer was allowed to use.</w:t>
       </w:r>
     </w:p>
     <w:tbl>
@@ -780,7 +985,7 @@
         <w:tblStyle w:val="TableGrid"/>
         <w:tblW w:w="0" w:type="auto"/>
         <w:tblLayout w:type="fixed"/>
-        <w:tblLook w:val="04A0" w:firstRow="1" w:lastRow="0" w:firstColumn="0" w:lastColumn="0" w:noHBand="0" w:noVBand="1"/>
+        <w:tblLook w:val="0420" w:firstRow="1" w:lastRow="0" w:firstColumn="0" w:lastColumn="0" w:noHBand="0" w:noVBand="1"/>
       </w:tblPr>
       <w:tblGrid>
         <w:gridCol w:w="1170"/>
@@ -802,9 +1007,8 @@
             <w:shd w:val="clear" w:color="auto" w:fill="F2F2F2"/>
           </w:tcPr>
           <w:p>
-            <w:pPr/>
-            <w:r>
-              <w:t xml:space="preserve">Plan</w:t>
+            <w:r>
+              <w:t>Plan</w:t>
             </w:r>
           </w:p>
         </w:tc>
@@ -814,9 +1018,8 @@
             <w:shd w:val="clear" w:color="auto" w:fill="F2F2F2"/>
           </w:tcPr>
           <w:p>
-            <w:pPr/>
-            <w:r>
-              <w:t xml:space="preserve">Allowed methods</w:t>
+            <w:r>
+              <w:t>Allowed methods</w:t>
             </w:r>
           </w:p>
         </w:tc>
@@ -826,9 +1029,8 @@
             <w:shd w:val="clear" w:color="auto" w:fill="F2F2F2"/>
           </w:tcPr>
           <w:p>
-            <w:pPr/>
-            <w:r>
-              <w:t xml:space="preserve">COURSE ⋈ SECTION</w:t>
+            <w:r>
+              <w:t>COURSE ⋈ SECTION</w:t>
             </w:r>
           </w:p>
         </w:tc>
@@ -838,9 +1040,8 @@
             <w:shd w:val="clear" w:color="auto" w:fill="F2F2F2"/>
           </w:tcPr>
           <w:p>
-            <w:pPr/>
-            <w:r>
-              <w:t xml:space="preserve">⋈ ENROLL</w:t>
+            <w:r>
+              <w:t>⋈ ENROLL</w:t>
             </w:r>
           </w:p>
         </w:tc>
@@ -850,9 +1051,8 @@
             <w:shd w:val="clear" w:color="auto" w:fill="F2F2F2"/>
           </w:tcPr>
           <w:p>
-            <w:pPr/>
-            <w:r>
-              <w:t xml:space="preserve">⋈ STUDENT</w:t>
+            <w:r>
+              <w:t>⋈ STUDENT</w:t>
             </w:r>
           </w:p>
         </w:tc>
@@ -862,9 +1062,8 @@
             <w:shd w:val="clear" w:color="auto" w:fill="F2F2F2"/>
           </w:tcPr>
           <w:p>
-            <w:pPr/>
-            <w:r>
-              <w:t xml:space="preserve">Median time (s)</w:t>
+            <w:r>
+              <w:t>Median time (s)</w:t>
             </w:r>
           </w:p>
         </w:tc>
@@ -874,9 +1073,8 @@
             <w:shd w:val="clear" w:color="auto" w:fill="F2F2F2"/>
           </w:tcPr>
           <w:p>
-            <w:pPr/>
-            <w:r>
-              <w:t xml:space="preserve">Blocks read</w:t>
+            <w:r>
+              <w:t>Blocks read</w:t>
             </w:r>
           </w:p>
         </w:tc>
@@ -886,9 +1084,8 @@
             <w:shd w:val="clear" w:color="auto" w:fill="F2F2F2"/>
           </w:tcPr>
           <w:p>
-            <w:pPr/>
-            <w:r>
-              <w:t xml:space="preserve">Blocks written</w:t>
+            <w:r>
+              <w:t>Blocks written</w:t>
             </w:r>
           </w:p>
         </w:tc>
@@ -899,86 +1096,78 @@
             <w:tcW w:w="1170" w:type="dxa"/>
           </w:tcPr>
           <w:p>
-            <w:pPr/>
-            <w:r>
-              <w:t xml:space="preserve">A</w:t>
-            </w:r>
-          </w:p>
-        </w:tc>
-        <w:tc>
-          <w:tcPr>
-            <w:tcW w:w="1170" w:type="dxa"/>
-          </w:tcPr>
-          <w:p>
-            <w:pPr/>
-            <w:r>
-              <w:t xml:space="preserve">nested loops</w:t>
-            </w:r>
-          </w:p>
-        </w:tc>
-        <w:tc>
-          <w:tcPr>
-            <w:tcW w:w="1170" w:type="dxa"/>
-          </w:tcPr>
-          <w:p>
-            <w:pPr/>
-            <w:r>
-              <w:t xml:space="preserve">nested loops</w:t>
-            </w:r>
-          </w:p>
-        </w:tc>
-        <w:tc>
-          <w:tcPr>
-            <w:tcW w:w="1170" w:type="dxa"/>
-          </w:tcPr>
-          <w:p>
-            <w:pPr/>
-            <w:r>
-              <w:t xml:space="preserve">nested loops</w:t>
-            </w:r>
-          </w:p>
-        </w:tc>
-        <w:tc>
-          <w:tcPr>
-            <w:tcW w:w="1170" w:type="dxa"/>
-          </w:tcPr>
-          <w:p>
-            <w:pPr/>
-            <w:r>
-              <w:t xml:space="preserve">nested loops</w:t>
-            </w:r>
-          </w:p>
-        </w:tc>
-        <w:tc>
-          <w:tcPr>
-            <w:tcW w:w="1170" w:type="dxa"/>
-          </w:tcPr>
-          <w:p>
-            <w:pPr/>
-            <w:r>
-              <w:t xml:space="preserve">28.97</w:t>
-            </w:r>
-          </w:p>
-        </w:tc>
-        <w:tc>
-          <w:tcPr>
-            <w:tcW w:w="1170" w:type="dxa"/>
-          </w:tcPr>
-          <w:p>
-            <w:pPr/>
-            <w:r>
-              <w:t xml:space="preserve">4,748,430</w:t>
-            </w:r>
-          </w:p>
-        </w:tc>
-        <w:tc>
-          <w:tcPr>
-            <w:tcW w:w="1170" w:type="dxa"/>
-          </w:tcPr>
-          <w:p>
-            <w:pPr/>
-            <w:r>
-              <w:t xml:space="preserve">0</w:t>
+            <w:r>
+              <w:t>A</w:t>
+            </w:r>
+          </w:p>
+        </w:tc>
+        <w:tc>
+          <w:tcPr>
+            <w:tcW w:w="1170" w:type="dxa"/>
+          </w:tcPr>
+          <w:p>
+            <w:r>
+              <w:t>nested loops</w:t>
+            </w:r>
+          </w:p>
+        </w:tc>
+        <w:tc>
+          <w:tcPr>
+            <w:tcW w:w="1170" w:type="dxa"/>
+          </w:tcPr>
+          <w:p>
+            <w:r>
+              <w:t>nested loops</w:t>
+            </w:r>
+          </w:p>
+        </w:tc>
+        <w:tc>
+          <w:tcPr>
+            <w:tcW w:w="1170" w:type="dxa"/>
+          </w:tcPr>
+          <w:p>
+            <w:r>
+              <w:t>nested loops</w:t>
+            </w:r>
+          </w:p>
+        </w:tc>
+        <w:tc>
+          <w:tcPr>
+            <w:tcW w:w="1170" w:type="dxa"/>
+          </w:tcPr>
+          <w:p>
+            <w:r>
+              <w:t>nested loops</w:t>
+            </w:r>
+          </w:p>
+        </w:tc>
+        <w:tc>
+          <w:tcPr>
+            <w:tcW w:w="1170" w:type="dxa"/>
+          </w:tcPr>
+          <w:p>
+            <w:r>
+              <w:t>28.97</w:t>
+            </w:r>
+          </w:p>
+        </w:tc>
+        <w:tc>
+          <w:tcPr>
+            <w:tcW w:w="1170" w:type="dxa"/>
+          </w:tcPr>
+          <w:p>
+            <w:r>
+              <w:t>4,748,430</w:t>
+            </w:r>
+          </w:p>
+        </w:tc>
+        <w:tc>
+          <w:tcPr>
+            <w:tcW w:w="1170" w:type="dxa"/>
+          </w:tcPr>
+          <w:p>
+            <w:r>
+              <w:t>0</w:t>
             </w:r>
           </w:p>
         </w:tc>
@@ -989,86 +1178,78 @@
             <w:tcW w:w="1170" w:type="dxa"/>
           </w:tcPr>
           <w:p>
-            <w:pPr/>
-            <w:r>
-              <w:t xml:space="preserve">B</w:t>
-            </w:r>
-          </w:p>
-        </w:tc>
-        <w:tc>
-          <w:tcPr>
-            <w:tcW w:w="1170" w:type="dxa"/>
-          </w:tcPr>
-          <w:p>
-            <w:pPr/>
-            <w:r>
-              <w:t xml:space="preserve">sort-merge</w:t>
-            </w:r>
-          </w:p>
-        </w:tc>
-        <w:tc>
-          <w:tcPr>
-            <w:tcW w:w="1170" w:type="dxa"/>
-          </w:tcPr>
-          <w:p>
-            <w:pPr/>
-            <w:r>
-              <w:t xml:space="preserve">sort-merge</w:t>
-            </w:r>
-          </w:p>
-        </w:tc>
-        <w:tc>
-          <w:tcPr>
-            <w:tcW w:w="1170" w:type="dxa"/>
-          </w:tcPr>
-          <w:p>
-            <w:pPr/>
-            <w:r>
-              <w:t xml:space="preserve">sort-merge</w:t>
-            </w:r>
-          </w:p>
-        </w:tc>
-        <w:tc>
-          <w:tcPr>
-            <w:tcW w:w="1170" w:type="dxa"/>
-          </w:tcPr>
-          <w:p>
-            <w:pPr/>
-            <w:r>
-              <w:t xml:space="preserve">sort-merge</w:t>
-            </w:r>
-          </w:p>
-        </w:tc>
-        <w:tc>
-          <w:tcPr>
-            <w:tcW w:w="1170" w:type="dxa"/>
-          </w:tcPr>
-          <w:p>
-            <w:pPr/>
-            <w:r>
-              <w:t xml:space="preserve">10.56</w:t>
-            </w:r>
-          </w:p>
-        </w:tc>
-        <w:tc>
-          <w:tcPr>
-            <w:tcW w:w="1170" w:type="dxa"/>
-          </w:tcPr>
-          <w:p>
-            <w:pPr/>
-            <w:r>
-              <w:t xml:space="preserve">50,915</w:t>
-            </w:r>
-          </w:p>
-        </w:tc>
-        <w:tc>
-          <w:tcPr>
-            <w:tcW w:w="1170" w:type="dxa"/>
-          </w:tcPr>
-          <w:p>
-            <w:pPr/>
-            <w:r>
-              <w:t xml:space="preserve">23,989</w:t>
+            <w:r>
+              <w:t>B</w:t>
+            </w:r>
+          </w:p>
+        </w:tc>
+        <w:tc>
+          <w:tcPr>
+            <w:tcW w:w="1170" w:type="dxa"/>
+          </w:tcPr>
+          <w:p>
+            <w:r>
+              <w:t>sort-merge</w:t>
+            </w:r>
+          </w:p>
+        </w:tc>
+        <w:tc>
+          <w:tcPr>
+            <w:tcW w:w="1170" w:type="dxa"/>
+          </w:tcPr>
+          <w:p>
+            <w:r>
+              <w:t>sort-merge</w:t>
+            </w:r>
+          </w:p>
+        </w:tc>
+        <w:tc>
+          <w:tcPr>
+            <w:tcW w:w="1170" w:type="dxa"/>
+          </w:tcPr>
+          <w:p>
+            <w:r>
+              <w:t>sort-merge</w:t>
+            </w:r>
+          </w:p>
+        </w:tc>
+        <w:tc>
+          <w:tcPr>
+            <w:tcW w:w="1170" w:type="dxa"/>
+          </w:tcPr>
+          <w:p>
+            <w:r>
+              <w:t>sort-merge</w:t>
+            </w:r>
+          </w:p>
+        </w:tc>
+        <w:tc>
+          <w:tcPr>
+            <w:tcW w:w="1170" w:type="dxa"/>
+          </w:tcPr>
+          <w:p>
+            <w:r>
+              <w:t>10.56</w:t>
+            </w:r>
+          </w:p>
+        </w:tc>
+        <w:tc>
+          <w:tcPr>
+            <w:tcW w:w="1170" w:type="dxa"/>
+          </w:tcPr>
+          <w:p>
+            <w:r>
+              <w:t>50,915</w:t>
+            </w:r>
+          </w:p>
+        </w:tc>
+        <w:tc>
+          <w:tcPr>
+            <w:tcW w:w="1170" w:type="dxa"/>
+          </w:tcPr>
+          <w:p>
+            <w:r>
+              <w:t>23,989</w:t>
             </w:r>
           </w:p>
         </w:tc>
@@ -1079,86 +1260,78 @@
             <w:tcW w:w="1170" w:type="dxa"/>
           </w:tcPr>
           <w:p>
-            <w:pPr/>
-            <w:r>
-              <w:t xml:space="preserve">C</w:t>
-            </w:r>
-          </w:p>
-        </w:tc>
-        <w:tc>
-          <w:tcPr>
-            <w:tcW w:w="1170" w:type="dxa"/>
-          </w:tcPr>
-          <w:p>
-            <w:pPr/>
-            <w:r>
-              <w:t xml:space="preserve">hash</w:t>
-            </w:r>
-          </w:p>
-        </w:tc>
-        <w:tc>
-          <w:tcPr>
-            <w:tcW w:w="1170" w:type="dxa"/>
-          </w:tcPr>
-          <w:p>
-            <w:pPr/>
-            <w:r>
-              <w:t xml:space="preserve">hash</w:t>
-            </w:r>
-          </w:p>
-        </w:tc>
-        <w:tc>
-          <w:tcPr>
-            <w:tcW w:w="1170" w:type="dxa"/>
-          </w:tcPr>
-          <w:p>
-            <w:pPr/>
-            <w:r>
-              <w:t xml:space="preserve">hash</w:t>
-            </w:r>
-          </w:p>
-        </w:tc>
-        <w:tc>
-          <w:tcPr>
-            <w:tcW w:w="1170" w:type="dxa"/>
-          </w:tcPr>
-          <w:p>
-            <w:pPr/>
-            <w:r>
-              <w:t xml:space="preserve">hash</w:t>
-            </w:r>
-          </w:p>
-        </w:tc>
-        <w:tc>
-          <w:tcPr>
-            <w:tcW w:w="1170" w:type="dxa"/>
-          </w:tcPr>
-          <w:p>
-            <w:pPr/>
-            <w:r>
-              <w:t xml:space="preserve">2.04</w:t>
-            </w:r>
-          </w:p>
-        </w:tc>
-        <w:tc>
-          <w:tcPr>
-            <w:tcW w:w="1170" w:type="dxa"/>
-          </w:tcPr>
-          <w:p>
-            <w:pPr/>
-            <w:r>
-              <w:t xml:space="preserve">10,122</w:t>
-            </w:r>
-          </w:p>
-        </w:tc>
-        <w:tc>
-          <w:tcPr>
-            <w:tcW w:w="1170" w:type="dxa"/>
-          </w:tcPr>
-          <w:p>
-            <w:pPr/>
-            <w:r>
-              <w:t xml:space="preserve">4,464</w:t>
+            <w:r>
+              <w:t>C</w:t>
+            </w:r>
+          </w:p>
+        </w:tc>
+        <w:tc>
+          <w:tcPr>
+            <w:tcW w:w="1170" w:type="dxa"/>
+          </w:tcPr>
+          <w:p>
+            <w:r>
+              <w:t>hash</w:t>
+            </w:r>
+          </w:p>
+        </w:tc>
+        <w:tc>
+          <w:tcPr>
+            <w:tcW w:w="1170" w:type="dxa"/>
+          </w:tcPr>
+          <w:p>
+            <w:r>
+              <w:t>hash</w:t>
+            </w:r>
+          </w:p>
+        </w:tc>
+        <w:tc>
+          <w:tcPr>
+            <w:tcW w:w="1170" w:type="dxa"/>
+          </w:tcPr>
+          <w:p>
+            <w:r>
+              <w:t>hash</w:t>
+            </w:r>
+          </w:p>
+        </w:tc>
+        <w:tc>
+          <w:tcPr>
+            <w:tcW w:w="1170" w:type="dxa"/>
+          </w:tcPr>
+          <w:p>
+            <w:r>
+              <w:t>hash</w:t>
+            </w:r>
+          </w:p>
+        </w:tc>
+        <w:tc>
+          <w:tcPr>
+            <w:tcW w:w="1170" w:type="dxa"/>
+          </w:tcPr>
+          <w:p>
+            <w:r>
+              <w:t>2.04</w:t>
+            </w:r>
+          </w:p>
+        </w:tc>
+        <w:tc>
+          <w:tcPr>
+            <w:tcW w:w="1170" w:type="dxa"/>
+          </w:tcPr>
+          <w:p>
+            <w:r>
+              <w:t>10,122</w:t>
+            </w:r>
+          </w:p>
+        </w:tc>
+        <w:tc>
+          <w:tcPr>
+            <w:tcW w:w="1170" w:type="dxa"/>
+          </w:tcPr>
+          <w:p>
+            <w:r>
+              <w:t>4,464</w:t>
             </w:r>
           </w:p>
         </w:tc>
@@ -1169,86 +1342,86 @@
             <w:tcW w:w="1170" w:type="dxa"/>
           </w:tcPr>
           <w:p>
-            <w:pPr/>
-            <w:r>
-              <w:t xml:space="preserve">D</w:t>
-            </w:r>
-          </w:p>
-        </w:tc>
-        <w:tc>
-          <w:tcPr>
-            <w:tcW w:w="1170" w:type="dxa"/>
-          </w:tcPr>
-          <w:p>
-            <w:pPr/>
-            <w:r>
-              <w:t xml:space="preserve">index, nested loops</w:t>
-            </w:r>
-          </w:p>
-        </w:tc>
-        <w:tc>
-          <w:tcPr>
-            <w:tcW w:w="1170" w:type="dxa"/>
-          </w:tcPr>
-          <w:p>
-            <w:pPr/>
-            <w:r>
-              <w:t xml:space="preserve">nested loops</w:t>
-            </w:r>
-          </w:p>
-        </w:tc>
-        <w:tc>
-          <w:tcPr>
-            <w:tcW w:w="1170" w:type="dxa"/>
-          </w:tcPr>
-          <w:p>
-            <w:pPr/>
-            <w:r>
-              <w:t xml:space="preserve">nested loops</w:t>
-            </w:r>
-          </w:p>
-        </w:tc>
-        <w:tc>
-          <w:tcPr>
-            <w:tcW w:w="1170" w:type="dxa"/>
-          </w:tcPr>
-          <w:p>
-            <w:pPr/>
-            <w:r>
-              <w:t xml:space="preserve">index (B+-tree on SId)</w:t>
-            </w:r>
-          </w:p>
-        </w:tc>
-        <w:tc>
-          <w:tcPr>
-            <w:tcW w:w="1170" w:type="dxa"/>
-          </w:tcPr>
-          <w:p>
-            <w:pPr/>
-            <w:r>
-              <w:t xml:space="preserve">8.59</w:t>
-            </w:r>
-          </w:p>
-        </w:tc>
-        <w:tc>
-          <w:tcPr>
-            <w:tcW w:w="1170" w:type="dxa"/>
-          </w:tcPr>
-          <w:p>
-            <w:pPr/>
-            <w:r>
-              <w:t xml:space="preserve">1,343,355</w:t>
-            </w:r>
-          </w:p>
-        </w:tc>
-        <w:tc>
-          <w:tcPr>
-            <w:tcW w:w="1170" w:type="dxa"/>
-          </w:tcPr>
-          <w:p>
-            <w:pPr/>
-            <w:r>
-              <w:t xml:space="preserve">0</w:t>
+            <w:r>
+              <w:t>D</w:t>
+            </w:r>
+          </w:p>
+        </w:tc>
+        <w:tc>
+          <w:tcPr>
+            <w:tcW w:w="1170" w:type="dxa"/>
+          </w:tcPr>
+          <w:p>
+            <w:r>
+              <w:t>index, nested loops</w:t>
+            </w:r>
+          </w:p>
+        </w:tc>
+        <w:tc>
+          <w:tcPr>
+            <w:tcW w:w="1170" w:type="dxa"/>
+          </w:tcPr>
+          <w:p>
+            <w:r>
+              <w:t>nested loops</w:t>
+            </w:r>
+          </w:p>
+        </w:tc>
+        <w:tc>
+          <w:tcPr>
+            <w:tcW w:w="1170" w:type="dxa"/>
+          </w:tcPr>
+          <w:p>
+            <w:r>
+              <w:t>nested loops</w:t>
+            </w:r>
+          </w:p>
+        </w:tc>
+        <w:tc>
+          <w:tcPr>
+            <w:tcW w:w="1170" w:type="dxa"/>
+          </w:tcPr>
+          <w:p>
+            <w:r>
+              <w:t xml:space="preserve">index (B+-tree on </w:t>
+            </w:r>
+            <w:proofErr w:type="spellStart"/>
+            <w:r>
+              <w:t>SId</w:t>
+            </w:r>
+            <w:proofErr w:type="spellEnd"/>
+            <w:r>
+              <w:t>)</w:t>
+            </w:r>
+          </w:p>
+        </w:tc>
+        <w:tc>
+          <w:tcPr>
+            <w:tcW w:w="1170" w:type="dxa"/>
+          </w:tcPr>
+          <w:p>
+            <w:r>
+              <w:t>8.59</w:t>
+            </w:r>
+          </w:p>
+        </w:tc>
+        <w:tc>
+          <w:tcPr>
+            <w:tcW w:w="1170" w:type="dxa"/>
+          </w:tcPr>
+          <w:p>
+            <w:r>
+              <w:t>1,343,355</w:t>
+            </w:r>
+          </w:p>
+        </w:tc>
+        <w:tc>
+          <w:tcPr>
+            <w:tcW w:w="1170" w:type="dxa"/>
+          </w:tcPr>
+          <w:p>
+            <w:r>
+              <w:t>0</w:t>
             </w:r>
           </w:p>
         </w:tc>
@@ -1259,95 +1432,94 @@
             <w:tcW w:w="1170" w:type="dxa"/>
           </w:tcPr>
           <w:p>
-            <w:pPr/>
-            <w:r>
-              <w:t xml:space="preserve">Optimizer</w:t>
-            </w:r>
-          </w:p>
-        </w:tc>
-        <w:tc>
-          <w:tcPr>
-            <w:tcW w:w="1170" w:type="dxa"/>
-          </w:tcPr>
-          <w:p>
-            <w:pPr/>
-            <w:r>
-              <w:t xml:space="preserve">all</w:t>
-            </w:r>
-          </w:p>
-        </w:tc>
-        <w:tc>
-          <w:tcPr>
-            <w:tcW w:w="1170" w:type="dxa"/>
-          </w:tcPr>
-          <w:p>
-            <w:pPr/>
-            <w:r>
-              <w:t xml:space="preserve">hash</w:t>
-            </w:r>
-          </w:p>
-        </w:tc>
-        <w:tc>
-          <w:tcPr>
-            <w:tcW w:w="1170" w:type="dxa"/>
-          </w:tcPr>
-          <w:p>
-            <w:pPr/>
-            <w:r>
-              <w:t xml:space="preserve">sort-merge</w:t>
-            </w:r>
-          </w:p>
-        </w:tc>
-        <w:tc>
-          <w:tcPr>
-            <w:tcW w:w="1170" w:type="dxa"/>
-          </w:tcPr>
-          <w:p>
-            <w:pPr/>
-            <w:r>
-              <w:t xml:space="preserve">index (B+-tree on SId)</w:t>
-            </w:r>
-          </w:p>
-        </w:tc>
-        <w:tc>
-          <w:tcPr>
-            <w:tcW w:w="1170" w:type="dxa"/>
-          </w:tcPr>
-          <w:p>
-            <w:pPr/>
-            <w:r>
-              <w:t xml:space="preserve">0.51</w:t>
-            </w:r>
-          </w:p>
-        </w:tc>
-        <w:tc>
-          <w:tcPr>
-            <w:tcW w:w="1170" w:type="dxa"/>
-          </w:tcPr>
-          <w:p>
-            <w:pPr/>
-            <w:r>
-              <w:t xml:space="preserve">69,323</w:t>
-            </w:r>
-          </w:p>
-        </w:tc>
-        <w:tc>
-          <w:tcPr>
-            <w:tcW w:w="1170" w:type="dxa"/>
-          </w:tcPr>
-          <w:p>
-            <w:pPr/>
-            <w:r>
-              <w:t xml:space="preserve">4,220</w:t>
+            <w:r>
+              <w:t>Optimizer</w:t>
+            </w:r>
+          </w:p>
+        </w:tc>
+        <w:tc>
+          <w:tcPr>
+            <w:tcW w:w="1170" w:type="dxa"/>
+          </w:tcPr>
+          <w:p>
+            <w:r>
+              <w:t>all</w:t>
+            </w:r>
+          </w:p>
+        </w:tc>
+        <w:tc>
+          <w:tcPr>
+            <w:tcW w:w="1170" w:type="dxa"/>
+          </w:tcPr>
+          <w:p>
+            <w:r>
+              <w:t>hash</w:t>
+            </w:r>
+          </w:p>
+        </w:tc>
+        <w:tc>
+          <w:tcPr>
+            <w:tcW w:w="1170" w:type="dxa"/>
+          </w:tcPr>
+          <w:p>
+            <w:r>
+              <w:t>sort-merge</w:t>
+            </w:r>
+          </w:p>
+        </w:tc>
+        <w:tc>
+          <w:tcPr>
+            <w:tcW w:w="1170" w:type="dxa"/>
+          </w:tcPr>
+          <w:p>
+            <w:r>
+              <w:t xml:space="preserve">index (B+-tree on </w:t>
+            </w:r>
+            <w:proofErr w:type="spellStart"/>
+            <w:r>
+              <w:t>SId</w:t>
+            </w:r>
+            <w:proofErr w:type="spellEnd"/>
+            <w:r>
+              <w:t>)</w:t>
+            </w:r>
+          </w:p>
+        </w:tc>
+        <w:tc>
+          <w:tcPr>
+            <w:tcW w:w="1170" w:type="dxa"/>
+          </w:tcPr>
+          <w:p>
+            <w:r>
+              <w:t>0.51</w:t>
+            </w:r>
+          </w:p>
+        </w:tc>
+        <w:tc>
+          <w:tcPr>
+            <w:tcW w:w="1170" w:type="dxa"/>
+          </w:tcPr>
+          <w:p>
+            <w:r>
+              <w:t>69,323</w:t>
+            </w:r>
+          </w:p>
+        </w:tc>
+        <w:tc>
+          <w:tcPr>
+            <w:tcW w:w="1170" w:type="dxa"/>
+          </w:tcPr>
+          <w:p>
+            <w:r>
+              <w:t>4,220</w:t>
             </w:r>
           </w:p>
         </w:tc>
       </w:tr>
     </w:tbl>
     <w:p>
-      <w:pPr/>
-      <w:r>
-        <w:t xml:space="preserve">Plans B, D and the optimizer's plan show the cost of the first two joins:</w:t>
+      <w:r>
+        <w:t>Plans B, D and the optimizer's plan show the cost of the first two joins:</w:t>
       </w:r>
     </w:p>
     <w:p>
@@ -1357,15 +1529,31 @@
           <w:ilvl w:val="0"/>
           <w:numId w:val="3"/>
         </w:numPr>
-      </w:pPr>
-      <w:r>
-        <w:rPr>
-          <w:b/>
-        </w:rPr>
-        <w:t xml:space="preserve">Plan B</w:t>
-      </w:r>
-      <w:r>
-        <w:t xml:space="preserve"> re-sorts each intermediate result on the next join field. Its Sort(enroll.studentid) over the 15,000-row intermediate result alone writes about 3,000 blocks.</w:t>
+        <w:rPr>
+          <w:bCs/>
+        </w:rPr>
+      </w:pPr>
+      <w:r>
+        <w:rPr>
+          <w:bCs/>
+        </w:rPr>
+        <w:t>Plan B re-sorts each intermediate result on the next join field. Its Sort(</w:t>
+      </w:r>
+      <w:proofErr w:type="spellStart"/>
+      <w:proofErr w:type="gramStart"/>
+      <w:r>
+        <w:rPr>
+          <w:bCs/>
+        </w:rPr>
+        <w:t>enroll.studentid</w:t>
+      </w:r>
+      <w:proofErr w:type="spellEnd"/>
+      <w:proofErr w:type="gramEnd"/>
+      <w:r>
+        <w:rPr>
+          <w:bCs/>
+        </w:rPr>
+        <w:t>) over the 15,000-row intermediate result alone writes about 3,000 blocks.</w:t>
       </w:r>
     </w:p>
     <w:p>
@@ -1375,15 +1563,15 @@
           <w:ilvl w:val="0"/>
           <w:numId w:val="3"/>
         </w:numPr>
-      </w:pPr>
-      <w:r>
-        <w:rPr>
-          <w:b/>
-        </w:rPr>
-        <w:t xml:space="preserve">Plan D</w:t>
-      </w:r>
-      <w:r>
-        <w:t xml:space="preserve"> can use an index for the last join only, because SECTION and COURSE have no indexes. Its nested-loops join of ENROLL reads 1.28 million blocks.</w:t>
+        <w:rPr>
+          <w:bCs/>
+        </w:rPr>
+      </w:pPr>
+      <w:r>
+        <w:rPr>
+          <w:bCs/>
+        </w:rPr>
+        <w:t>Plan D can use an index for the last join only, because SECTION and COURSE have no indexes. Its nested-loops join of ENROLL reads 1.28 million blocks.</w:t>
       </w:r>
     </w:p>
     <w:p>
@@ -1393,15 +1581,15 @@
           <w:ilvl w:val="0"/>
           <w:numId w:val="3"/>
         </w:numPr>
-      </w:pPr>
-      <w:r>
-        <w:rPr>
-          <w:b/>
-        </w:rPr>
-        <w:t xml:space="preserve">The optimizer</w:t>
-      </w:r>
-      <w:r>
-        <w:t xml:space="preserve"> picked sort-merge for the middle join because a hash join of inputs that size needs more than one partitioning pass in 8 buffers.</w:t>
+        <w:rPr>
+          <w:bCs/>
+        </w:rPr>
+      </w:pPr>
+      <w:r>
+        <w:rPr>
+          <w:bCs/>
+        </w:rPr>
+        <w:t>The optimizer picked sort-merge for the middle join because a hash join of inputs that size needs more than one partitioning pass in 8 buffers.</w:t>
       </w:r>
     </w:p>
     <w:p>
@@ -1409,13 +1597,25 @@
         <w:pStyle w:val="Heading2"/>
       </w:pPr>
       <w:r>
-        <w:t xml:space="preserve">Discussion</w:t>
+        <w:lastRenderedPageBreak/>
+        <w:t>Discussion</w:t>
       </w:r>
     </w:p>
     <w:p>
-      <w:pPr/>
-      <w:r>
-        <w:t xml:space="preserve">Running time follows block I/O, and the best join method depends on the indexes and on how big each input is. No single method wins every join, so the mixed plan beats all four single-method plans.</w:t>
+      <w:r>
+        <w:t xml:space="preserve">Running time follows block I/O, and the best join method depends on the indexes and on how big each input is. </w:t>
+      </w:r>
+      <w:r>
+        <w:t>Each method is not optimal for all types of joins</w:t>
+      </w:r>
+      <w:r>
+        <w:t>,</w:t>
+      </w:r>
+      <w:r>
+        <w:t xml:space="preserve"> and</w:t>
+      </w:r>
+      <w:r>
+        <w:t xml:space="preserve"> the mixed plan beats all four single-method plans.</w:t>
       </w:r>
     </w:p>
     <w:p>
@@ -1425,15 +1625,41 @@
           <w:ilvl w:val="0"/>
           <w:numId w:val="4"/>
         </w:numPr>
-      </w:pPr>
-      <w:r>
-        <w:rPr>
-          <w:b/>
-        </w:rPr>
-        <w:t xml:space="preserve">Nested loops</w:t>
-      </w:r>
-      <w:r>
-        <w:t xml:space="preserve"> rescans its whole inner input for every outer record, costing B(outer) + R(outer) × B(inner). With 3,000 students that is 2.5 million block reads for one join. It is only reasonable when the outer input is a few records.</w:t>
+        <w:rPr>
+          <w:bCs/>
+        </w:rPr>
+      </w:pPr>
+      <w:r>
+        <w:rPr>
+          <w:bCs/>
+        </w:rPr>
+        <w:t xml:space="preserve">Nested loops </w:t>
+      </w:r>
+      <w:proofErr w:type="gramStart"/>
+      <w:r>
+        <w:rPr>
+          <w:bCs/>
+        </w:rPr>
+        <w:t>rescans</w:t>
+      </w:r>
+      <w:proofErr w:type="gramEnd"/>
+      <w:r>
+        <w:rPr>
+          <w:bCs/>
+        </w:rPr>
+        <w:t xml:space="preserve"> its whole inner input for every outer record, </w:t>
+      </w:r>
+      <w:r>
+        <w:rPr>
+          <w:bCs/>
+        </w:rPr>
+        <w:t>which costs</w:t>
+      </w:r>
+      <w:r>
+        <w:rPr>
+          <w:bCs/>
+        </w:rPr>
+        <w:t xml:space="preserve"> B(outer) + R(outer) × B(inner). With 3,000 students that is 2.5 million block reads for one join. It is only reasonable when the outer input is a few records.</w:t>
       </w:r>
     </w:p>
     <w:p>
@@ -1443,15 +1669,15 @@
           <w:ilvl w:val="0"/>
           <w:numId w:val="4"/>
         </w:numPr>
-      </w:pPr>
-      <w:r>
-        <w:rPr>
-          <w:b/>
-        </w:rPr>
-        <w:t xml:space="preserve">Index join</w:t>
-      </w:r>
-      <w:r>
-        <w:t xml:space="preserve"> replaces each rescan with an index lookup of a few blocks. That made it the fastest in Experiment 1. It needs the inner input to be a stored table indexed on the join field, so in Experiment 2 it can only be used for the join with STUDENT.</w:t>
+        <w:rPr>
+          <w:bCs/>
+        </w:rPr>
+      </w:pPr>
+      <w:r>
+        <w:rPr>
+          <w:bCs/>
+        </w:rPr>
+        <w:t>Index join replaces each rescan with an index lookup of a few blocks. That made it the fastest in Experiment 1. It needs the inner input to be a stored table indexed on the join field, so in Experiment 2 it can only be used for the join with STUDENT.</w:t>
       </w:r>
     </w:p>
     <w:p>
@@ -1461,15 +1687,15 @@
           <w:ilvl w:val="0"/>
           <w:numId w:val="4"/>
         </w:numPr>
-      </w:pPr>
-      <w:r>
-        <w:rPr>
-          <w:b/>
-        </w:rPr>
-        <w:t xml:space="preserve">Hash join</w:t>
-      </w:r>
-      <w:r>
-        <w:t xml:space="preserve"> reads each input, writes its partitions and reads them back, about 3 × (B1 + B2). That is close to sort-merge in theory. In practice it did less work: its partitions take one pass, while sorting with only 8 buffers needs several merge passes. Our hash join holds each build partition in Java memory, so it also skips the recursive partitioning a real system would need for inputs larger than its buffers.</w:t>
+        <w:rPr>
+          <w:bCs/>
+        </w:rPr>
+      </w:pPr>
+      <w:r>
+        <w:rPr>
+          <w:bCs/>
+        </w:rPr>
+        <w:t>Hash join reads each input, writes its partitions and reads them back, about 3 × (B1 + B2). That is close to sort-merge in theory. In practice it did less work: its partitions take one pass, while sorting with only 8 buffers needs several merge passes. Our hash join holds each build partition in Java memory, so it also skips the recursive partitioning a real system would need for inputs larger than its buffers.</w:t>
       </w:r>
     </w:p>
     <w:p>
@@ -1479,15 +1705,27 @@
           <w:ilvl w:val="0"/>
           <w:numId w:val="4"/>
         </w:numPr>
-      </w:pPr>
-      <w:r>
-        <w:rPr>
-          <w:b/>
-        </w:rPr>
-        <w:t xml:space="preserve">Sort-merge</w:t>
-      </w:r>
-      <w:r>
-        <w:t xml:space="preserve"> loses most in multi-way joins. Each join produces output sorted on the wrong field for the next join, so Plan B re-sorts every intermediate result, writing 24,000 blocks in total.</w:t>
+        <w:rPr>
+          <w:bCs/>
+        </w:rPr>
+      </w:pPr>
+      <w:r>
+        <w:rPr>
+          <w:bCs/>
+        </w:rPr>
+        <w:t xml:space="preserve">Sort-merge </w:t>
+      </w:r>
+      <w:r>
+        <w:rPr>
+          <w:bCs/>
+        </w:rPr>
+        <w:t xml:space="preserve">method is least optimal </w:t>
+      </w:r>
+      <w:r>
+        <w:rPr>
+          <w:bCs/>
+        </w:rPr>
+        <w:t>in multi-way joins. Each join produces output sorted on the wrong field for the next join, so Plan B re-sorts every intermediate result, writing 24,000 blocks in total.</w:t>
       </w:r>
     </w:p>
     <w:p>
@@ -1497,36 +1735,142 @@
           <w:ilvl w:val="0"/>
           <w:numId w:val="4"/>
         </w:numPr>
-      </w:pPr>
-      <w:r>
-        <w:rPr>
-          <w:b/>
-        </w:rPr>
-        <w:t xml:space="preserve">Mixing methods wins.</w:t>
-      </w:r>
-      <w:r>
-        <w:t xml:space="preserve"> The optimizer used each join's best option: hash for the small first join, sort-merge for the middle one (too big for a one-pass hash in 8 buffers), and the STUDENT index for the last. The result is 4 times faster than the best single-method plan.</w:t>
+        <w:rPr>
+          <w:bCs/>
+        </w:rPr>
+      </w:pPr>
+      <w:r>
+        <w:rPr>
+          <w:bCs/>
+        </w:rPr>
+        <w:t>Mixing</w:t>
+      </w:r>
+      <w:r>
+        <w:rPr>
+          <w:bCs/>
+        </w:rPr>
+        <w:t xml:space="preserve"> different methods is the optimal solution</w:t>
+      </w:r>
+      <w:r>
+        <w:rPr>
+          <w:bCs/>
+        </w:rPr>
+        <w:t>. The optimizer used each join's best option: hash for the small first join, sort-merge for the middle one (too big for a one-pass hash in 8 buffers), and the STUDENT index for the last. The result is 4 times faster than the best single-method plan.</w:t>
       </w:r>
     </w:p>
     <w:p>
-      <w:pPr/>
-      <w:r>
-        <w:t xml:space="preserve">The tiny buffer pool (8 buffers of 400 bytes) widens these gaps; with more buffers, sorting and hashing would need fewer passes. All timings come from a warm OS file cache, not from disk, so they reflect block-access work rather than seek time.</w:t>
+      <w:r>
+        <w:t>The tiny buffer pool (8 buffers of 400 bytes) widens these gaps</w:t>
+      </w:r>
+      <w:r>
+        <w:t>. W</w:t>
+      </w:r>
+      <w:r>
+        <w:t>ith more buffers, sorting and hashing would need fewer passes. All timings come from a warm OS file cache, not from disk, so they reflect block-access work rather than seek time.</w:t>
       </w:r>
     </w:p>
     <w:sectPr>
       <w:pgSz w:w="12240" w:h="15840"/>
       <w:pgMar w:top="1440" w:right="1440" w:bottom="1440" w:left="1440" w:header="720" w:footer="720" w:gutter="0"/>
+      <w:cols w:space="720"/>
     </w:sectPr>
   </w:body>
 </w:document>
 </file>
 
 <file path=word/numbering.xml><?xml version="1.0" encoding="utf-8"?>
-<w:numbering xmlns:w="http://schemas.openxmlformats.org/wordprocessingml/2006/main">
-  <w:abstractNum w:abstractNumId="0">
+<w:numbering xmlns:wpc="http://schemas.microsoft.com/office/word/2010/wordprocessingCanvas" xmlns:cx="http://schemas.microsoft.com/office/drawing/2014/chartex" xmlns:cx1="http://schemas.microsoft.com/office/drawing/2015/9/8/chartex" xmlns:cx2="http://schemas.microsoft.com/office/drawing/2015/10/21/chartex" xmlns:cx3="http://schemas.microsoft.com/office/drawing/2016/5/9/chartex" xmlns:cx4="http://schemas.microsoft.com/office/drawing/2016/5/10/chartex" xmlns:cx5="http://schemas.microsoft.com/office/drawing/2016/5/11/chartex" xmlns:cx6="http://schemas.microsoft.com/office/drawing/2016/5/12/chartex" xmlns:cx7="http://schemas.microsoft.com/office/drawing/2016/5/13/chartex" xmlns:cx8="http://schemas.microsoft.com/office/drawing/2016/5/14/chartex" xmlns:mc="http://schemas.openxmlformats.org/markup-compatibility/2006" xmlns:m="http://schemas.openxmlformats.org/officeDocument/2006/math" xmlns:aink="http://schemas.microsoft.com/office/drawing/2016/ink" xmlns:am3d="http://schemas.microsoft.com/office/drawing/2017/model3d" xmlns:oel="http://schemas.microsoft.com/office/2019/extlst" xmlns:r="http://schemas.openxmlformats.org/officeDocument/2006/relationships" xmlns:wp14="http://schemas.microsoft.com/office/word/2010/wordprocessingDrawing" xmlns:wp="http://schemas.openxmlformats.org/drawingml/2006/wordprocessingDrawing" xmlns:wpg="http://schemas.microsoft.com/office/word/2010/wordprocessingGroup" xmlns:wpi="http://schemas.microsoft.com/office/word/2010/wordprocessingInk" xmlns:wps="http://schemas.microsoft.com/office/word/2010/wordprocessingShape" xmlns:o="urn:schemas-microsoft-com:office:office" xmlns:v="urn:schemas-microsoft-com:vml" xmlns:w10="urn:schemas-microsoft-com:office:word" xmlns:w="http://schemas.openxmlformats.org/wordprocessingml/2006/main" xmlns:w14="http://schemas.microsoft.com/office/word/2010/wordml" xmlns:w15="http://schemas.microsoft.com/office/word/2012/wordml" xmlns:w16cex="http://schemas.microsoft.com/office/word/2018/wordml/cex" xmlns:w16cid="http://schemas.microsoft.com/office/word/2016/wordml/cid" xmlns:w16="http://schemas.microsoft.com/office/word/2018/wordml" xmlns:w16sdtdh="http://schemas.microsoft.com/office/word/2020/wordml/sdtdatahash" xmlns:w16sdtfl="http://schemas.microsoft.com/office/word/2024/wordml/sdtformatlock" xmlns:w16se="http://schemas.microsoft.com/office/word/2015/wordml/symex" xmlns:w16du="http://schemas.microsoft.com/office/word/2023/wordml/word16du" xmlns:wne="http://schemas.microsoft.com/office/word/2006/wordml" mc:Ignorable="w14 w15 w16se w16cid w16 w16cex w16sdtdh w16sdtfl w16du wp14">
+  <w:abstractNum w:abstractNumId="0" w15:restartNumberingAfterBreak="0">
+    <w:nsid w:val="20481374"/>
     <w:multiLevelType w:val="hybridMultilevel"/>
-    <w:lvl w:ilvl="0">
+    <w:tmpl w:val="0BC24C5A"/>
+    <w:lvl w:ilvl="0" w:tplc="7B9E026C">
+      <w:start w:val="1"/>
+      <w:numFmt w:val="decimal"/>
+      <w:lvlText w:val="%1."/>
+      <w:lvlJc w:val="left"/>
+      <w:pPr>
+        <w:ind w:left="720" w:hanging="360"/>
+      </w:pPr>
+    </w:lvl>
+    <w:lvl w:ilvl="1" w:tplc="3BE8B9D8">
+      <w:start w:val="1"/>
+      <w:numFmt w:val="lowerLetter"/>
+      <w:lvlText w:val="%2."/>
+      <w:lvlJc w:val="left"/>
+      <w:pPr>
+        <w:ind w:left="1440" w:hanging="360"/>
+      </w:pPr>
+    </w:lvl>
+    <w:lvl w:ilvl="2" w:tplc="09DA6482">
+      <w:start w:val="1"/>
+      <w:numFmt w:val="lowerRoman"/>
+      <w:lvlText w:val="%3."/>
+      <w:lvlJc w:val="left"/>
+      <w:pPr>
+        <w:ind w:left="2160" w:hanging="360"/>
+      </w:pPr>
+    </w:lvl>
+    <w:lvl w:ilvl="3" w:tplc="41AA9BDC">
+      <w:start w:val="1"/>
+      <w:numFmt w:val="decimal"/>
+      <w:lvlText w:val="%4."/>
+      <w:lvlJc w:val="left"/>
+      <w:pPr>
+        <w:ind w:left="2880" w:hanging="360"/>
+      </w:pPr>
+    </w:lvl>
+    <w:lvl w:ilvl="4" w:tplc="C7BAC3D6">
+      <w:start w:val="1"/>
+      <w:numFmt w:val="lowerLetter"/>
+      <w:lvlText w:val="%5."/>
+      <w:lvlJc w:val="left"/>
+      <w:pPr>
+        <w:ind w:left="3600" w:hanging="360"/>
+      </w:pPr>
+    </w:lvl>
+    <w:lvl w:ilvl="5" w:tplc="7834DF7E">
+      <w:start w:val="1"/>
+      <w:numFmt w:val="lowerRoman"/>
+      <w:lvlText w:val="%6."/>
+      <w:lvlJc w:val="left"/>
+      <w:pPr>
+        <w:ind w:left="4320" w:hanging="360"/>
+      </w:pPr>
+    </w:lvl>
+    <w:lvl w:ilvl="6" w:tplc="950A0560">
+      <w:start w:val="1"/>
+      <w:numFmt w:val="decimal"/>
+      <w:lvlText w:val="%7."/>
+      <w:lvlJc w:val="left"/>
+      <w:pPr>
+        <w:ind w:left="5040" w:hanging="360"/>
+      </w:pPr>
+    </w:lvl>
+    <w:lvl w:ilvl="7" w:tplc="8A9640D8">
+      <w:start w:val="1"/>
+      <w:numFmt w:val="lowerLetter"/>
+      <w:lvlText w:val="%8."/>
+      <w:lvlJc w:val="left"/>
+      <w:pPr>
+        <w:ind w:left="5760" w:hanging="360"/>
+      </w:pPr>
+    </w:lvl>
+    <w:lvl w:ilvl="8" w:tplc="30E07B02">
+      <w:start w:val="1"/>
+      <w:numFmt w:val="lowerRoman"/>
+      <w:lvlText w:val="%9."/>
+      <w:lvlJc w:val="left"/>
+      <w:pPr>
+        <w:ind w:left="6480" w:hanging="360"/>
+      </w:pPr>
+    </w:lvl>
+  </w:abstractNum>
+  <w:abstractNum w:abstractNumId="1" w15:restartNumberingAfterBreak="0">
+    <w:nsid w:val="610C5AFC"/>
+    <w:multiLevelType w:val="hybridMultilevel"/>
+    <w:tmpl w:val="817AAAE0"/>
+    <w:lvl w:ilvl="0" w:tplc="03A87E52">
       <w:start w:val="1"/>
       <w:numFmt w:val="bullet"/>
       <w:lvlText w:val="•"/>
@@ -1535,7 +1879,7 @@
         <w:ind w:left="720" w:hanging="360"/>
       </w:pPr>
     </w:lvl>
-    <w:lvl w:ilvl="1">
+    <w:lvl w:ilvl="1" w:tplc="96A83A50">
       <w:start w:val="1"/>
       <w:numFmt w:val="bullet"/>
       <w:lvlText w:val="o"/>
@@ -1544,7 +1888,7 @@
         <w:ind w:left="1440" w:hanging="360"/>
       </w:pPr>
     </w:lvl>
-    <w:lvl w:ilvl="2">
+    <w:lvl w:ilvl="2" w:tplc="6A243D5C">
       <w:start w:val="1"/>
       <w:numFmt w:val="bullet"/>
       <w:lvlText w:val="▪"/>
@@ -1553,7 +1897,7 @@
         <w:ind w:left="2160" w:hanging="360"/>
       </w:pPr>
     </w:lvl>
-    <w:lvl w:ilvl="3">
+    <w:lvl w:ilvl="3" w:tplc="624C5EF0">
       <w:start w:val="1"/>
       <w:numFmt w:val="bullet"/>
       <w:lvlText w:val="•"/>
@@ -1562,7 +1906,7 @@
         <w:ind w:left="2880" w:hanging="360"/>
       </w:pPr>
     </w:lvl>
-    <w:lvl w:ilvl="4">
+    <w:lvl w:ilvl="4" w:tplc="858A7C38">
       <w:start w:val="1"/>
       <w:numFmt w:val="bullet"/>
       <w:lvlText w:val="o"/>
@@ -1571,7 +1915,7 @@
         <w:ind w:left="3600" w:hanging="360"/>
       </w:pPr>
     </w:lvl>
-    <w:lvl w:ilvl="5">
+    <w:lvl w:ilvl="5" w:tplc="EC900DF8">
       <w:start w:val="1"/>
       <w:numFmt w:val="bullet"/>
       <w:lvlText w:val="▪"/>
@@ -1580,7 +1924,7 @@
         <w:ind w:left="4320" w:hanging="360"/>
       </w:pPr>
     </w:lvl>
-    <w:lvl w:ilvl="6">
+    <w:lvl w:ilvl="6" w:tplc="665427F0">
       <w:start w:val="1"/>
       <w:numFmt w:val="bullet"/>
       <w:lvlText w:val="•"/>
@@ -1589,7 +1933,7 @@
         <w:ind w:left="5040" w:hanging="360"/>
       </w:pPr>
     </w:lvl>
-    <w:lvl w:ilvl="7">
+    <w:lvl w:ilvl="7" w:tplc="AE56A5C2">
       <w:start w:val="1"/>
       <w:numFmt w:val="bullet"/>
       <w:lvlText w:val="o"/>
@@ -1598,7 +1942,7 @@
         <w:ind w:left="5760" w:hanging="360"/>
       </w:pPr>
     </w:lvl>
-    <w:lvl w:ilvl="8">
+    <w:lvl w:ilvl="8" w:tplc="9DCC4438">
       <w:start w:val="1"/>
       <w:numFmt w:val="bullet"/>
       <w:lvlText w:val="▪"/>
@@ -1608,114 +1952,30 @@
       </w:pPr>
     </w:lvl>
   </w:abstractNum>
-  <w:abstractNum w:abstractNumId="1">
-    <w:multiLevelType w:val="hybridMultilevel"/>
-    <w:lvl w:ilvl="0">
-      <w:start w:val="1"/>
-      <w:numFmt w:val="decimal"/>
-      <w:lvlText w:val="%1."/>
-      <w:lvlJc w:val="left"/>
-      <w:pPr>
-        <w:ind w:left="720" w:hanging="360"/>
-      </w:pPr>
-    </w:lvl>
-    <w:lvl w:ilvl="1">
-      <w:start w:val="1"/>
-      <w:numFmt w:val="lowerLetter"/>
-      <w:lvlText w:val="%2."/>
-      <w:lvlJc w:val="left"/>
-      <w:pPr>
-        <w:ind w:left="1440" w:hanging="360"/>
-      </w:pPr>
-    </w:lvl>
-    <w:lvl w:ilvl="2">
-      <w:start w:val="1"/>
-      <w:numFmt w:val="lowerRoman"/>
-      <w:lvlText w:val="%3."/>
-      <w:lvlJc w:val="left"/>
-      <w:pPr>
-        <w:ind w:left="2160" w:hanging="360"/>
-      </w:pPr>
-    </w:lvl>
-    <w:lvl w:ilvl="3">
-      <w:start w:val="1"/>
-      <w:numFmt w:val="decimal"/>
-      <w:lvlText w:val="%4."/>
-      <w:lvlJc w:val="left"/>
-      <w:pPr>
-        <w:ind w:left="2880" w:hanging="360"/>
-      </w:pPr>
-    </w:lvl>
-    <w:lvl w:ilvl="4">
-      <w:start w:val="1"/>
-      <w:numFmt w:val="lowerLetter"/>
-      <w:lvlText w:val="%5."/>
-      <w:lvlJc w:val="left"/>
-      <w:pPr>
-        <w:ind w:left="3600" w:hanging="360"/>
-      </w:pPr>
-    </w:lvl>
-    <w:lvl w:ilvl="5">
-      <w:start w:val="1"/>
-      <w:numFmt w:val="lowerRoman"/>
-      <w:lvlText w:val="%6."/>
-      <w:lvlJc w:val="left"/>
-      <w:pPr>
-        <w:ind w:left="4320" w:hanging="360"/>
-      </w:pPr>
-    </w:lvl>
-    <w:lvl w:ilvl="6">
-      <w:start w:val="1"/>
-      <w:numFmt w:val="decimal"/>
-      <w:lvlText w:val="%7."/>
-      <w:lvlJc w:val="left"/>
-      <w:pPr>
-        <w:ind w:left="5040" w:hanging="360"/>
-      </w:pPr>
-    </w:lvl>
-    <w:lvl w:ilvl="7">
-      <w:start w:val="1"/>
-      <w:numFmt w:val="lowerLetter"/>
-      <w:lvlText w:val="%8."/>
-      <w:lvlJc w:val="left"/>
-      <w:pPr>
-        <w:ind w:left="5760" w:hanging="360"/>
-      </w:pPr>
-    </w:lvl>
-    <w:lvl w:ilvl="8">
-      <w:start w:val="1"/>
-      <w:numFmt w:val="lowerRoman"/>
-      <w:lvlText w:val="%9."/>
-      <w:lvlJc w:val="left"/>
-      <w:pPr>
-        <w:ind w:left="6480" w:hanging="360"/>
-      </w:pPr>
-    </w:lvl>
-  </w:abstractNum>
-  <w:num w:numId="1">
-    <w:abstractNumId w:val="0"/>
+  <w:num w:numId="1" w16cid:durableId="82802078">
+    <w:abstractNumId w:val="1"/>
   </w:num>
-  <w:num w:numId="2">
-    <w:abstractNumId w:val="0"/>
+  <w:num w:numId="2" w16cid:durableId="300042654">
+    <w:abstractNumId w:val="1"/>
   </w:num>
-  <w:num w:numId="3">
-    <w:abstractNumId w:val="0"/>
+  <w:num w:numId="3" w16cid:durableId="578055015">
+    <w:abstractNumId w:val="1"/>
   </w:num>
-  <w:num w:numId="4">
-    <w:abstractNumId w:val="0"/>
+  <w:num w:numId="4" w16cid:durableId="1312293508">
+    <w:abstractNumId w:val="1"/>
   </w:num>
 </w:numbering>
 </file>
 
 <file path=word/styles.xml><?xml version="1.0" encoding="utf-8"?>
-<w:styles xmlns:w="http://schemas.openxmlformats.org/wordprocessingml/2006/main">
+<w:styles xmlns:mc="http://schemas.openxmlformats.org/markup-compatibility/2006" xmlns:r="http://schemas.openxmlformats.org/officeDocument/2006/relationships" xmlns:w="http://schemas.openxmlformats.org/wordprocessingml/2006/main" xmlns:w14="http://schemas.microsoft.com/office/word/2010/wordml" xmlns:w15="http://schemas.microsoft.com/office/word/2012/wordml" xmlns:w16cex="http://schemas.microsoft.com/office/word/2018/wordml/cex" xmlns:w16cid="http://schemas.microsoft.com/office/word/2016/wordml/cid" xmlns:w16="http://schemas.microsoft.com/office/word/2018/wordml" xmlns:w16sdtdh="http://schemas.microsoft.com/office/word/2020/wordml/sdtdatahash" xmlns:w16sdtfl="http://schemas.microsoft.com/office/word/2024/wordml/sdtformatlock" xmlns:w16se="http://schemas.microsoft.com/office/word/2015/wordml/symex" xmlns:w16du="http://schemas.microsoft.com/office/word/2023/wordml/word16du" mc:Ignorable="w14 w15 w16se w16cid w16 w16cex w16sdtdh w16sdtfl w16du">
   <w:docDefaults>
     <w:rPrDefault>
       <w:rPr>
-        <w:rFonts w:ascii="Calibri" w:hAnsi="Calibri" w:eastAsia="Calibri" w:cs="Calibri"/>
+        <w:rFonts w:ascii="Calibri" w:eastAsia="Calibri" w:hAnsi="Calibri" w:cs="Calibri"/>
         <w:sz w:val="22"/>
         <w:szCs w:val="22"/>
-        <w:lang w:val="en-US"/>
+        <w:lang w:val="en-US" w:eastAsia="zh-CN" w:bidi="ar-SA"/>
       </w:rPr>
     </w:rPrDefault>
     <w:pPrDefault>
@@ -1724,6 +1984,384 @@
       </w:pPr>
     </w:pPrDefault>
   </w:docDefaults>
+  <w:latentStyles w:defLockedState="0" w:defUIPriority="99" w:defSemiHidden="0" w:defUnhideWhenUsed="0" w:defQFormat="0" w:count="376">
+    <w:lsdException w:name="Normal" w:uiPriority="0" w:qFormat="1"/>
+    <w:lsdException w:name="heading 1" w:uiPriority="9" w:qFormat="1"/>
+    <w:lsdException w:name="heading 2" w:semiHidden="1" w:uiPriority="9" w:unhideWhenUsed="1" w:qFormat="1"/>
+    <w:lsdException w:name="heading 3" w:semiHidden="1" w:uiPriority="9" w:unhideWhenUsed="1" w:qFormat="1"/>
+    <w:lsdException w:name="heading 4" w:semiHidden="1" w:uiPriority="9" w:unhideWhenUsed="1" w:qFormat="1"/>
+    <w:lsdException w:name="heading 5" w:semiHidden="1" w:uiPriority="9" w:unhideWhenUsed="1" w:qFormat="1"/>
+    <w:lsdException w:name="heading 6" w:semiHidden="1" w:uiPriority="9" w:unhideWhenUsed="1" w:qFormat="1"/>
+    <w:lsdException w:name="heading 7" w:semiHidden="1" w:uiPriority="9" w:unhideWhenUsed="1" w:qFormat="1"/>
+    <w:lsdException w:name="heading 8" w:semiHidden="1" w:uiPriority="9" w:unhideWhenUsed="1" w:qFormat="1"/>
+    <w:lsdException w:name="heading 9" w:semiHidden="1" w:uiPriority="9" w:unhideWhenUsed="1" w:qFormat="1"/>
+    <w:lsdException w:name="index 1" w:semiHidden="1" w:unhideWhenUsed="1"/>
+    <w:lsdException w:name="index 2" w:semiHidden="1" w:unhideWhenUsed="1"/>
+    <w:lsdException w:name="index 3" w:semiHidden="1" w:unhideWhenUsed="1"/>
+    <w:lsdException w:name="index 4" w:semiHidden="1" w:unhideWhenUsed="1"/>
+    <w:lsdException w:name="index 5" w:semiHidden="1" w:unhideWhenUsed="1"/>
+    <w:lsdException w:name="index 6" w:semiHidden="1" w:unhideWhenUsed="1"/>
+    <w:lsdException w:name="index 7" w:semiHidden="1" w:unhideWhenUsed="1"/>
+    <w:lsdException w:name="index 8" w:semiHidden="1" w:unhideWhenUsed="1"/>
+    <w:lsdException w:name="index 9" w:semiHidden="1" w:unhideWhenUsed="1"/>
+    <w:lsdException w:name="toc 1" w:semiHidden="1" w:uiPriority="39" w:unhideWhenUsed="1"/>
+    <w:lsdException w:name="toc 2" w:semiHidden="1" w:uiPriority="39" w:unhideWhenUsed="1"/>
+    <w:lsdException w:name="toc 3" w:semiHidden="1" w:uiPriority="39" w:unhideWhenUsed="1"/>
+    <w:lsdException w:name="toc 4" w:semiHidden="1" w:uiPriority="39" w:unhideWhenUsed="1"/>
+    <w:lsdException w:name="toc 5" w:semiHidden="1" w:uiPriority="39" w:unhideWhenUsed="1"/>
+    <w:lsdException w:name="toc 6" w:semiHidden="1" w:uiPriority="39" w:unhideWhenUsed="1"/>
+    <w:lsdException w:name="toc 7" w:semiHidden="1" w:uiPriority="39" w:unhideWhenUsed="1"/>
+    <w:lsdException w:name="toc 8" w:semiHidden="1" w:uiPriority="39" w:unhideWhenUsed="1"/>
+    <w:lsdException w:name="toc 9" w:semiHidden="1" w:uiPriority="39" w:unhideWhenUsed="1"/>
+    <w:lsdException w:name="Normal Indent" w:semiHidden="1" w:unhideWhenUsed="1"/>
+    <w:lsdException w:name="footnote text" w:semiHidden="1" w:unhideWhenUsed="1"/>
+    <w:lsdException w:name="annotation text" w:semiHidden="1" w:unhideWhenUsed="1"/>
+    <w:lsdException w:name="header" w:semiHidden="1" w:unhideWhenUsed="1"/>
+    <w:lsdException w:name="footer" w:semiHidden="1" w:unhideWhenUsed="1"/>
+    <w:lsdException w:name="index heading" w:semiHidden="1" w:unhideWhenUsed="1"/>
+    <w:lsdException w:name="caption" w:semiHidden="1" w:uiPriority="35" w:unhideWhenUsed="1" w:qFormat="1"/>
+    <w:lsdException w:name="table of figures" w:semiHidden="1" w:unhideWhenUsed="1"/>
+    <w:lsdException w:name="envelope address" w:semiHidden="1" w:unhideWhenUsed="1"/>
+    <w:lsdException w:name="envelope return" w:semiHidden="1" w:unhideWhenUsed="1"/>
+    <w:lsdException w:name="footnote reference" w:semiHidden="1" w:unhideWhenUsed="1"/>
+    <w:lsdException w:name="annotation reference" w:semiHidden="1" w:unhideWhenUsed="1"/>
+    <w:lsdException w:name="line number" w:semiHidden="1" w:unhideWhenUsed="1"/>
+    <w:lsdException w:name="page number" w:semiHidden="1" w:unhideWhenUsed="1"/>
+    <w:lsdException w:name="endnote reference" w:semiHidden="1" w:unhideWhenUsed="1"/>
+    <w:lsdException w:name="endnote text" w:semiHidden="1" w:unhideWhenUsed="1"/>
+    <w:lsdException w:name="table of authorities" w:semiHidden="1" w:unhideWhenUsed="1"/>
+    <w:lsdException w:name="macro" w:semiHidden="1" w:unhideWhenUsed="1"/>
+    <w:lsdException w:name="toa heading" w:semiHidden="1" w:unhideWhenUsed="1"/>
+    <w:lsdException w:name="List" w:semiHidden="1" w:unhideWhenUsed="1"/>
+    <w:lsdException w:name="List Bullet" w:semiHidden="1" w:unhideWhenUsed="1"/>
+    <w:lsdException w:name="List Number" w:semiHidden="1" w:unhideWhenUsed="1"/>
+    <w:lsdException w:name="List 2" w:semiHidden="1" w:unhideWhenUsed="1"/>
+    <w:lsdException w:name="List 3" w:semiHidden="1" w:unhideWhenUsed="1"/>
+    <w:lsdException w:name="List 4" w:semiHidden="1" w:unhideWhenUsed="1"/>
+    <w:lsdException w:name="List 5" w:semiHidden="1" w:unhideWhenUsed="1"/>
+    <w:lsdException w:name="List Bullet 2" w:semiHidden="1" w:unhideWhenUsed="1"/>
+    <w:lsdException w:name="List Bullet 3" w:semiHidden="1" w:unhideWhenUsed="1"/>
+    <w:lsdException w:name="List Bullet 4" w:semiHidden="1" w:unhideWhenUsed="1"/>
+    <w:lsdException w:name="List Bullet 5" w:semiHidden="1" w:unhideWhenUsed="1"/>
+    <w:lsdException w:name="List Number 2" w:semiHidden="1" w:unhideWhenUsed="1"/>
+    <w:lsdException w:name="List Number 3" w:semiHidden="1" w:unhideWhenUsed="1"/>
+    <w:lsdException w:name="List Number 4" w:semiHidden="1" w:unhideWhenUsed="1"/>
+    <w:lsdException w:name="List Number 5" w:semiHidden="1" w:unhideWhenUsed="1"/>
+    <w:lsdException w:name="Title" w:uiPriority="10" w:qFormat="1"/>
+    <w:lsdException w:name="Closing" w:semiHidden="1" w:unhideWhenUsed="1"/>
+    <w:lsdException w:name="Signature" w:semiHidden="1" w:unhideWhenUsed="1"/>
+    <w:lsdException w:name="Default Paragraph Font" w:semiHidden="1" w:uiPriority="1" w:unhideWhenUsed="1"/>
+    <w:lsdException w:name="Body Text" w:semiHidden="1" w:unhideWhenUsed="1"/>
+    <w:lsdException w:name="Body Text Indent" w:semiHidden="1" w:unhideWhenUsed="1"/>
+    <w:lsdException w:name="List Continue" w:semiHidden="1" w:unhideWhenUsed="1"/>
+    <w:lsdException w:name="List Continue 2" w:semiHidden="1" w:unhideWhenUsed="1"/>
+    <w:lsdException w:name="List Continue 3" w:semiHidden="1" w:unhideWhenUsed="1"/>
+    <w:lsdException w:name="List Continue 4" w:semiHidden="1" w:unhideWhenUsed="1"/>
+    <w:lsdException w:name="List Continue 5" w:semiHidden="1" w:unhideWhenUsed="1"/>
+    <w:lsdException w:name="Message Header" w:semiHidden="1" w:unhideWhenUsed="1"/>
+    <w:lsdException w:name="Subtitle" w:uiPriority="11" w:qFormat="1"/>
+    <w:lsdException w:name="Salutation" w:semiHidden="1" w:unhideWhenUsed="1"/>
+    <w:lsdException w:name="Date" w:semiHidden="1" w:unhideWhenUsed="1"/>
+    <w:lsdException w:name="Body Text First Indent" w:semiHidden="1" w:unhideWhenUsed="1"/>
+    <w:lsdException w:name="Body Text First Indent 2" w:semiHidden="1" w:unhideWhenUsed="1"/>
+    <w:lsdException w:name="Note Heading" w:semiHidden="1" w:unhideWhenUsed="1"/>
+    <w:lsdException w:name="Body Text 2" w:semiHidden="1" w:unhideWhenUsed="1"/>
+    <w:lsdException w:name="Body Text 3" w:semiHidden="1" w:unhideWhenUsed="1"/>
+    <w:lsdException w:name="Body Text Indent 2" w:semiHidden="1" w:unhideWhenUsed="1"/>
+    <w:lsdException w:name="Body Text Indent 3" w:semiHidden="1" w:unhideWhenUsed="1"/>
+    <w:lsdException w:name="Block Text" w:semiHidden="1" w:unhideWhenUsed="1"/>
+    <w:lsdException w:name="Hyperlink" w:semiHidden="1" w:unhideWhenUsed="1"/>
+    <w:lsdException w:name="FollowedHyperlink" w:semiHidden="1" w:unhideWhenUsed="1"/>
+    <w:lsdException w:name="Strong" w:uiPriority="22" w:qFormat="1"/>
+    <w:lsdException w:name="Emphasis" w:uiPriority="20" w:qFormat="1"/>
+    <w:lsdException w:name="Document Map" w:semiHidden="1" w:unhideWhenUsed="1"/>
+    <w:lsdException w:name="Plain Text" w:semiHidden="1" w:unhideWhenUsed="1"/>
+    <w:lsdException w:name="E-mail Signature" w:semiHidden="1" w:unhideWhenUsed="1"/>
+    <w:lsdException w:name="HTML Top of Form" w:semiHidden="1" w:unhideWhenUsed="1"/>
+    <w:lsdException w:name="HTML Bottom of Form" w:semiHidden="1" w:unhideWhenUsed="1"/>
+    <w:lsdException w:name="Normal (Web)" w:semiHidden="1" w:unhideWhenUsed="1"/>
+    <w:lsdException w:name="HTML Acronym" w:semiHidden="1" w:unhideWhenUsed="1"/>
+    <w:lsdException w:name="HTML Address" w:semiHidden="1" w:unhideWhenUsed="1"/>
+    <w:lsdException w:name="HTML Cite" w:semiHidden="1" w:unhideWhenUsed="1"/>
+    <w:lsdException w:name="HTML Code" w:semiHidden="1" w:unhideWhenUsed="1"/>
+    <w:lsdException w:name="HTML Definition" w:semiHidden="1" w:unhideWhenUsed="1"/>
+    <w:lsdException w:name="HTML Keyboard" w:semiHidden="1" w:unhideWhenUsed="1"/>
+    <w:lsdException w:name="HTML Preformatted" w:semiHidden="1" w:unhideWhenUsed="1"/>
+    <w:lsdException w:name="HTML Sample" w:semiHidden="1" w:unhideWhenUsed="1"/>
+    <w:lsdException w:name="HTML Typewriter" w:semiHidden="1" w:unhideWhenUsed="1"/>
+    <w:lsdException w:name="HTML Variable" w:semiHidden="1" w:unhideWhenUsed="1"/>
+    <w:lsdException w:name="Normal Table" w:semiHidden="1" w:unhideWhenUsed="1"/>
+    <w:lsdException w:name="annotation subject" w:semiHidden="1" w:unhideWhenUsed="1"/>
+    <w:lsdException w:name="No List" w:semiHidden="1" w:unhideWhenUsed="1"/>
+    <w:lsdException w:name="Outline List 1" w:semiHidden="1" w:unhideWhenUsed="1"/>
+    <w:lsdException w:name="Outline List 2" w:semiHidden="1" w:unhideWhenUsed="1"/>
+    <w:lsdException w:name="Outline List 3" w:semiHidden="1" w:unhideWhenUsed="1"/>
+    <w:lsdException w:name="Table Simple 1" w:semiHidden="1" w:unhideWhenUsed="1"/>
+    <w:lsdException w:name="Table Simple 2" w:semiHidden="1" w:unhideWhenUsed="1"/>
+    <w:lsdException w:name="Table Simple 3" w:semiHidden="1" w:unhideWhenUsed="1"/>
+    <w:lsdException w:name="Table Classic 1" w:semiHidden="1" w:unhideWhenUsed="1"/>
+    <w:lsdException w:name="Table Classic 2" w:semiHidden="1" w:unhideWhenUsed="1"/>
+    <w:lsdException w:name="Table Classic 3" w:semiHidden="1" w:unhideWhenUsed="1"/>
+    <w:lsdException w:name="Table Classic 4" w:semiHidden="1" w:unhideWhenUsed="1"/>
+    <w:lsdException w:name="Table Colorful 1" w:semiHidden="1" w:unhideWhenUsed="1"/>
+    <w:lsdException w:name="Table Colorful 2" w:semiHidden="1" w:unhideWhenUsed="1"/>
+    <w:lsdException w:name="Table Colorful 3" w:semiHidden="1" w:unhideWhenUsed="1"/>
+    <w:lsdException w:name="Table Columns 1" w:semiHidden="1" w:unhideWhenUsed="1"/>
+    <w:lsdException w:name="Table Columns 2" w:semiHidden="1" w:unhideWhenUsed="1"/>
+    <w:lsdException w:name="Table Columns 3" w:semiHidden="1" w:unhideWhenUsed="1"/>
+    <w:lsdException w:name="Table Columns 4" w:semiHidden="1" w:unhideWhenUsed="1"/>
+    <w:lsdException w:name="Table Columns 5" w:semiHidden="1" w:unhideWhenUsed="1"/>
+    <w:lsdException w:name="Table Grid 1" w:semiHidden="1" w:unhideWhenUsed="1"/>
+    <w:lsdException w:name="Table Grid 2" w:semiHidden="1" w:unhideWhenUsed="1"/>
+    <w:lsdException w:name="Table Grid 3" w:semiHidden="1" w:unhideWhenUsed="1"/>
+    <w:lsdException w:name="Table Grid 4" w:semiHidden="1" w:unhideWhenUsed="1"/>
+    <w:lsdException w:name="Table Grid 5" w:semiHidden="1" w:unhideWhenUsed="1"/>
+    <w:lsdException w:name="Table Grid 6" w:semiHidden="1" w:unhideWhenUsed="1"/>
+    <w:lsdException w:name="Table Grid 7" w:semiHidden="1" w:unhideWhenUsed="1"/>
+    <w:lsdException w:name="Table Grid 8" w:semiHidden="1" w:unhideWhenUsed="1"/>
+    <w:lsdException w:name="Table List 1" w:semiHidden="1" w:unhideWhenUsed="1"/>
+    <w:lsdException w:name="Table List 2" w:semiHidden="1" w:unhideWhenUsed="1"/>
+    <w:lsdException w:name="Table List 3" w:semiHidden="1" w:unhideWhenUsed="1"/>
+    <w:lsdException w:name="Table List 4" w:semiHidden="1" w:unhideWhenUsed="1"/>
+    <w:lsdException w:name="Table List 5" w:semiHidden="1" w:unhideWhenUsed="1"/>
+    <w:lsdException w:name="Table List 6" w:semiHidden="1" w:unhideWhenUsed="1"/>
+    <w:lsdException w:name="Table List 7" w:semiHidden="1" w:unhideWhenUsed="1"/>
+    <w:lsdException w:name="Table List 8" w:semiHidden="1" w:unhideWhenUsed="1"/>
+    <w:lsdException w:name="Table 3D effects 1" w:semiHidden="1" w:unhideWhenUsed="1"/>
+    <w:lsdException w:name="Table 3D effects 2" w:semiHidden="1" w:unhideWhenUsed="1"/>
+    <w:lsdException w:name="Table 3D effects 3" w:semiHidden="1" w:unhideWhenUsed="1"/>
+    <w:lsdException w:name="Table Contemporary" w:semiHidden="1" w:unhideWhenUsed="1"/>
+    <w:lsdException w:name="Table Elegant" w:semiHidden="1" w:unhideWhenUsed="1"/>
+    <w:lsdException w:name="Table Professional" w:semiHidden="1" w:unhideWhenUsed="1"/>
+    <w:lsdException w:name="Table Subtle 1" w:semiHidden="1" w:unhideWhenUsed="1"/>
+    <w:lsdException w:name="Table Subtle 2" w:semiHidden="1" w:unhideWhenUsed="1"/>
+    <w:lsdException w:name="Table Web 1" w:semiHidden="1" w:unhideWhenUsed="1"/>
+    <w:lsdException w:name="Table Web 2" w:semiHidden="1" w:unhideWhenUsed="1"/>
+    <w:lsdException w:name="Table Web 3" w:semiHidden="1" w:unhideWhenUsed="1"/>
+    <w:lsdException w:name="Balloon Text" w:semiHidden="1" w:unhideWhenUsed="1"/>
+    <w:lsdException w:name="Table Grid" w:uiPriority="39"/>
+    <w:lsdException w:name="Table Theme" w:semiHidden="1" w:unhideWhenUsed="1"/>
+    <w:lsdException w:name="Placeholder Text" w:semiHidden="1"/>
+    <w:lsdException w:name="No Spacing" w:uiPriority="1" w:qFormat="1"/>
+    <w:lsdException w:name="Light Shading" w:uiPriority="60"/>
+    <w:lsdException w:name="Light List" w:uiPriority="61"/>
+    <w:lsdException w:name="Light Grid" w:uiPriority="62"/>
+    <w:lsdException w:name="Medium Shading 1" w:uiPriority="63"/>
+    <w:lsdException w:name="Medium Shading 2" w:uiPriority="64"/>
+    <w:lsdException w:name="Medium List 1" w:uiPriority="65"/>
+    <w:lsdException w:name="Medium List 2" w:uiPriority="66"/>
+    <w:lsdException w:name="Medium Grid 1" w:uiPriority="67"/>
+    <w:lsdException w:name="Medium Grid 2" w:uiPriority="68"/>
+    <w:lsdException w:name="Medium Grid 3" w:uiPriority="69"/>
+    <w:lsdException w:name="Dark List" w:uiPriority="70"/>
+    <w:lsdException w:name="Colorful Shading" w:uiPriority="71"/>
+    <w:lsdException w:name="Colorful List" w:uiPriority="72"/>
+    <w:lsdException w:name="Colorful Grid" w:uiPriority="73"/>
+    <w:lsdException w:name="Light Shading Accent 1" w:uiPriority="60"/>
+    <w:lsdException w:name="Light List Accent 1" w:uiPriority="61"/>
+    <w:lsdException w:name="Light Grid Accent 1" w:uiPriority="62"/>
+    <w:lsdException w:name="Medium Shading 1 Accent 1" w:uiPriority="63"/>
+    <w:lsdException w:name="Medium Shading 2 Accent 1" w:uiPriority="64"/>
+    <w:lsdException w:name="Medium List 1 Accent 1" w:uiPriority="65"/>
+    <w:lsdException w:name="Revision" w:semiHidden="1"/>
+    <w:lsdException w:name="List Paragraph" w:uiPriority="34" w:qFormat="1"/>
+    <w:lsdException w:name="Quote" w:uiPriority="29" w:qFormat="1"/>
+    <w:lsdException w:name="Intense Quote" w:uiPriority="30" w:qFormat="1"/>
+    <w:lsdException w:name="Medium List 2 Accent 1" w:uiPriority="66"/>
+    <w:lsdException w:name="Medium Grid 1 Accent 1" w:uiPriority="67"/>
+    <w:lsdException w:name="Medium Grid 2 Accent 1" w:uiPriority="68"/>
+    <w:lsdException w:name="Medium Grid 3 Accent 1" w:uiPriority="69"/>
+    <w:lsdException w:name="Dark List Accent 1" w:uiPriority="70"/>
+    <w:lsdException w:name="Colorful Shading Accent 1" w:uiPriority="71"/>
+    <w:lsdException w:name="Colorful List Accent 1" w:uiPriority="72"/>
+    <w:lsdException w:name="Colorful Grid Accent 1" w:uiPriority="73"/>
+    <w:lsdException w:name="Light Shading Accent 2" w:uiPriority="60"/>
+    <w:lsdException w:name="Light List Accent 2" w:uiPriority="61"/>
+    <w:lsdException w:name="Light Grid Accent 2" w:uiPriority="62"/>
+    <w:lsdException w:name="Medium Shading 1 Accent 2" w:uiPriority="63"/>
+    <w:lsdException w:name="Medium Shading 2 Accent 2" w:uiPriority="64"/>
+    <w:lsdException w:name="Medium List 1 Accent 2" w:uiPriority="65"/>
+    <w:lsdException w:name="Medium List 2 Accent 2" w:uiPriority="66"/>
+    <w:lsdException w:name="Medium Grid 1 Accent 2" w:uiPriority="67"/>
+    <w:lsdException w:name="Medium Grid 2 Accent 2" w:uiPriority="68"/>
+    <w:lsdException w:name="Medium Grid 3 Accent 2" w:uiPriority="69"/>
+    <w:lsdException w:name="Dark List Accent 2" w:uiPriority="70"/>
+    <w:lsdException w:name="Colorful Shading Accent 2" w:uiPriority="71"/>
+    <w:lsdException w:name="Colorful List Accent 2" w:uiPriority="72"/>
+    <w:lsdException w:name="Colorful Grid Accent 2" w:uiPriority="73"/>
+    <w:lsdException w:name="Light Shading Accent 3" w:uiPriority="60"/>
+    <w:lsdException w:name="Light List Accent 3" w:uiPriority="61"/>
+    <w:lsdException w:name="Light Grid Accent 3" w:uiPriority="62"/>
+    <w:lsdException w:name="Medium Shading 1 Accent 3" w:uiPriority="63"/>
+    <w:lsdException w:name="Medium Shading 2 Accent 3" w:uiPriority="64"/>
+    <w:lsdException w:name="Medium List 1 Accent 3" w:uiPriority="65"/>
+    <w:lsdException w:name="Medium List 2 Accent 3" w:uiPriority="66"/>
+    <w:lsdException w:name="Medium Grid 1 Accent 3" w:uiPriority="67"/>
+    <w:lsdException w:name="Medium Grid 2 Accent 3" w:uiPriority="68"/>
+    <w:lsdException w:name="Medium Grid 3 Accent 3" w:uiPriority="69"/>
+    <w:lsdException w:name="Dark List Accent 3" w:uiPriority="70"/>
+    <w:lsdException w:name="Colorful Shading Accent 3" w:uiPriority="71"/>
+    <w:lsdException w:name="Colorful List Accent 3" w:uiPriority="72"/>
+    <w:lsdException w:name="Colorful Grid Accent 3" w:uiPriority="73"/>
+    <w:lsdException w:name="Light Shading Accent 4" w:uiPriority="60"/>
+    <w:lsdException w:name="Light List Accent 4" w:uiPriority="61"/>
+    <w:lsdException w:name="Light Grid Accent 4" w:uiPriority="62"/>
+    <w:lsdException w:name="Medium Shading 1 Accent 4" w:uiPriority="63"/>
+    <w:lsdException w:name="Medium Shading 2 Accent 4" w:uiPriority="64"/>
+    <w:lsdException w:name="Medium List 1 Accent 4" w:uiPriority="65"/>
+    <w:lsdException w:name="Medium List 2 Accent 4" w:uiPriority="66"/>
+    <w:lsdException w:name="Medium Grid 1 Accent 4" w:uiPriority="67"/>
+    <w:lsdException w:name="Medium Grid 2 Accent 4" w:uiPriority="68"/>
+    <w:lsdException w:name="Medium Grid 3 Accent 4" w:uiPriority="69"/>
+    <w:lsdException w:name="Dark List Accent 4" w:uiPriority="70"/>
+    <w:lsdException w:name="Colorful Shading Accent 4" w:uiPriority="71"/>
+    <w:lsdException w:name="Colorful List Accent 4" w:uiPriority="72"/>
+    <w:lsdException w:name="Colorful Grid Accent 4" w:uiPriority="73"/>
+    <w:lsdException w:name="Light Shading Accent 5" w:uiPriority="60"/>
+    <w:lsdException w:name="Light List Accent 5" w:uiPriority="61"/>
+    <w:lsdException w:name="Light Grid Accent 5" w:uiPriority="62"/>
+    <w:lsdException w:name="Medium Shading 1 Accent 5" w:uiPriority="63"/>
+    <w:lsdException w:name="Medium Shading 2 Accent 5" w:uiPriority="64"/>
+    <w:lsdException w:name="Medium List 1 Accent 5" w:uiPriority="65"/>
+    <w:lsdException w:name="Medium List 2 Accent 5" w:uiPriority="66"/>
+    <w:lsdException w:name="Medium Grid 1 Accent 5" w:uiPriority="67"/>
+    <w:lsdException w:name="Medium Grid 2 Accent 5" w:uiPriority="68"/>
+    <w:lsdException w:name="Medium Grid 3 Accent 5" w:uiPriority="69"/>
+    <w:lsdException w:name="Dark List Accent 5" w:uiPriority="70"/>
+    <w:lsdException w:name="Colorful Shading Accent 5" w:uiPriority="71"/>
+    <w:lsdException w:name="Colorful List Accent 5" w:uiPriority="72"/>
+    <w:lsdException w:name="Colorful Grid Accent 5" w:uiPriority="73"/>
+    <w:lsdException w:name="Light Shading Accent 6" w:uiPriority="60"/>
+    <w:lsdException w:name="Light List Accent 6" w:uiPriority="61"/>
+    <w:lsdException w:name="Light Grid Accent 6" w:uiPriority="62"/>
+    <w:lsdException w:name="Medium Shading 1 Accent 6" w:uiPriority="63"/>
+    <w:lsdException w:name="Medium Shading 2 Accent 6" w:uiPriority="64"/>
+    <w:lsdException w:name="Medium List 1 Accent 6" w:uiPriority="65"/>
+    <w:lsdException w:name="Medium List 2 Accent 6" w:uiPriority="66"/>
+    <w:lsdException w:name="Medium Grid 1 Accent 6" w:uiPriority="67"/>
+    <w:lsdException w:name="Medium Grid 2 Accent 6" w:uiPriority="68"/>
+    <w:lsdException w:name="Medium Grid 3 Accent 6" w:uiPriority="69"/>
+    <w:lsdException w:name="Dark List Accent 6" w:uiPriority="70"/>
+    <w:lsdException w:name="Colorful Shading Accent 6" w:uiPriority="71"/>
+    <w:lsdException w:name="Colorful List Accent 6" w:uiPriority="72"/>
+    <w:lsdException w:name="Colorful Grid Accent 6" w:uiPriority="73"/>
+    <w:lsdException w:name="Subtle Emphasis" w:uiPriority="19" w:qFormat="1"/>
+    <w:lsdException w:name="Intense Emphasis" w:uiPriority="21" w:qFormat="1"/>
+    <w:lsdException w:name="Subtle Reference" w:uiPriority="31" w:qFormat="1"/>
+    <w:lsdException w:name="Intense Reference" w:uiPriority="32" w:qFormat="1"/>
+    <w:lsdException w:name="Book Title" w:uiPriority="33" w:qFormat="1"/>
+    <w:lsdException w:name="Bibliography" w:semiHidden="1" w:uiPriority="37" w:unhideWhenUsed="1"/>
+    <w:lsdException w:name="TOC Heading" w:semiHidden="1" w:uiPriority="39" w:unhideWhenUsed="1" w:qFormat="1"/>
+    <w:lsdException w:name="Plain Table 1" w:uiPriority="41"/>
+    <w:lsdException w:name="Plain Table 2" w:uiPriority="42"/>
+    <w:lsdException w:name="Plain Table 3" w:uiPriority="43"/>
+    <w:lsdException w:name="Plain Table 4" w:uiPriority="44"/>
+    <w:lsdException w:name="Plain Table 5" w:uiPriority="45"/>
+    <w:lsdException w:name="Grid Table Light" w:uiPriority="40"/>
+    <w:lsdException w:name="Grid Table 1 Light" w:uiPriority="46"/>
+    <w:lsdException w:name="Grid Table 2" w:uiPriority="47"/>
+    <w:lsdException w:name="Grid Table 3" w:uiPriority="48"/>
+    <w:lsdException w:name="Grid Table 4" w:uiPriority="49"/>
+    <w:lsdException w:name="Grid Table 5 Dark" w:uiPriority="50"/>
+    <w:lsdException w:name="Grid Table 6 Colorful" w:uiPriority="51"/>
+    <w:lsdException w:name="Grid Table 7 Colorful" w:uiPriority="52"/>
+    <w:lsdException w:name="Grid Table 1 Light Accent 1" w:uiPriority="46"/>
+    <w:lsdException w:name="Grid Table 2 Accent 1" w:uiPriority="47"/>
+    <w:lsdException w:name="Grid Table 3 Accent 1" w:uiPriority="48"/>
+    <w:lsdException w:name="Grid Table 4 Accent 1" w:uiPriority="49"/>
+    <w:lsdException w:name="Grid Table 5 Dark Accent 1" w:uiPriority="50"/>
+    <w:lsdException w:name="Grid Table 6 Colorful Accent 1" w:uiPriority="51"/>
+    <w:lsdException w:name="Grid Table 7 Colorful Accent 1" w:uiPriority="52"/>
+    <w:lsdException w:name="Grid Table 1 Light Accent 2" w:uiPriority="46"/>
+    <w:lsdException w:name="Grid Table 2 Accent 2" w:uiPriority="47"/>
+    <w:lsdException w:name="Grid Table 3 Accent 2" w:uiPriority="48"/>
+    <w:lsdException w:name="Grid Table 4 Accent 2" w:uiPriority="49"/>
+    <w:lsdException w:name="Grid Table 5 Dark Accent 2" w:uiPriority="50"/>
+    <w:lsdException w:name="Grid Table 6 Colorful Accent 2" w:uiPriority="51"/>
+    <w:lsdException w:name="Grid Table 7 Colorful Accent 2" w:uiPriority="52"/>
+    <w:lsdException w:name="Grid Table 1 Light Accent 3" w:uiPriority="46"/>
+    <w:lsdException w:name="Grid Table 2 Accent 3" w:uiPriority="47"/>
+    <w:lsdException w:name="Grid Table 3 Accent 3" w:uiPriority="48"/>
+    <w:lsdException w:name="Grid Table 4 Accent 3" w:uiPriority="49"/>
+    <w:lsdException w:name="Grid Table 5 Dark Accent 3" w:uiPriority="50"/>
+    <w:lsdException w:name="Grid Table 6 Colorful Accent 3" w:uiPriority="51"/>
+    <w:lsdException w:name="Grid Table 7 Colorful Accent 3" w:uiPriority="52"/>
+    <w:lsdException w:name="Grid Table 1 Light Accent 4" w:uiPriority="46"/>
+    <w:lsdException w:name="Grid Table 2 Accent 4" w:uiPriority="47"/>
+    <w:lsdException w:name="Grid Table 3 Accent 4" w:uiPriority="48"/>
+    <w:lsdException w:name="Grid Table 4 Accent 4" w:uiPriority="49"/>
+    <w:lsdException w:name="Grid Table 5 Dark Accent 4" w:uiPriority="50"/>
+    <w:lsdException w:name="Grid Table 6 Colorful Accent 4" w:uiPriority="51"/>
+    <w:lsdException w:name="Grid Table 7 Colorful Accent 4" w:uiPriority="52"/>
+    <w:lsdException w:name="Grid Table 1 Light Accent 5" w:uiPriority="46"/>
+    <w:lsdException w:name="Grid Table 2 Accent 5" w:uiPriority="47"/>
+    <w:lsdException w:name="Grid Table 3 Accent 5" w:uiPriority="48"/>
+    <w:lsdException w:name="Grid Table 4 Accent 5" w:uiPriority="49"/>
+    <w:lsdException w:name="Grid Table 5 Dark Accent 5" w:uiPriority="50"/>
+    <w:lsdException w:name="Grid Table 6 Colorful Accent 5" w:uiPriority="51"/>
+    <w:lsdException w:name="Grid Table 7 Colorful Accent 5" w:uiPriority="52"/>
+    <w:lsdException w:name="Grid Table 1 Light Accent 6" w:uiPriority="46"/>
+    <w:lsdException w:name="Grid Table 2 Accent 6" w:uiPriority="47"/>
+    <w:lsdException w:name="Grid Table 3 Accent 6" w:uiPriority="48"/>
+    <w:lsdException w:name="Grid Table 4 Accent 6" w:uiPriority="49"/>
+    <w:lsdException w:name="Grid Table 5 Dark Accent 6" w:uiPriority="50"/>
+    <w:lsdException w:name="Grid Table 6 Colorful Accent 6" w:uiPriority="51"/>
+    <w:lsdException w:name="Grid Table 7 Colorful Accent 6" w:uiPriority="52"/>
+    <w:lsdException w:name="List Table 1 Light" w:uiPriority="46"/>
+    <w:lsdException w:name="List Table 2" w:uiPriority="47"/>
+    <w:lsdException w:name="List Table 3" w:uiPriority="48"/>
+    <w:lsdException w:name="List Table 4" w:uiPriority="49"/>
+    <w:lsdException w:name="List Table 5 Dark" w:uiPriority="50"/>
+    <w:lsdException w:name="List Table 6 Colorful" w:uiPriority="51"/>
+    <w:lsdException w:name="List Table 7 Colorful" w:uiPriority="52"/>
+    <w:lsdException w:name="List Table 1 Light Accent 1" w:uiPriority="46"/>
+    <w:lsdException w:name="List Table 2 Accent 1" w:uiPriority="47"/>
+    <w:lsdException w:name="List Table 3 Accent 1" w:uiPriority="48"/>
+    <w:lsdException w:name="List Table 4 Accent 1" w:uiPriority="49"/>
+    <w:lsdException w:name="List Table 5 Dark Accent 1" w:uiPriority="50"/>
+    <w:lsdException w:name="List Table 6 Colorful Accent 1" w:uiPriority="51"/>
+    <w:lsdException w:name="List Table 7 Colorful Accent 1" w:uiPriority="52"/>
+    <w:lsdException w:name="List Table 1 Light Accent 2" w:uiPriority="46"/>
+    <w:lsdException w:name="List Table 2 Accent 2" w:uiPriority="47"/>
+    <w:lsdException w:name="List Table 3 Accent 2" w:uiPriority="48"/>
+    <w:lsdException w:name="List Table 4 Accent 2" w:uiPriority="49"/>
+    <w:lsdException w:name="List Table 5 Dark Accent 2" w:uiPriority="50"/>
+    <w:lsdException w:name="List Table 6 Colorful Accent 2" w:uiPriority="51"/>
+    <w:lsdException w:name="List Table 7 Colorful Accent 2" w:uiPriority="52"/>
+    <w:lsdException w:name="List Table 1 Light Accent 3" w:uiPriority="46"/>
+    <w:lsdException w:name="List Table 2 Accent 3" w:uiPriority="47"/>
+    <w:lsdException w:name="List Table 3 Accent 3" w:uiPriority="48"/>
+    <w:lsdException w:name="List Table 4 Accent 3" w:uiPriority="49"/>
+    <w:lsdException w:name="List Table 5 Dark Accent 3" w:uiPriority="50"/>
+    <w:lsdException w:name="List Table 6 Colorful Accent 3" w:uiPriority="51"/>
+    <w:lsdException w:name="List Table 7 Colorful Accent 3" w:uiPriority="52"/>
+    <w:lsdException w:name="List Table 1 Light Accent 4" w:uiPriority="46"/>
+    <w:lsdException w:name="List Table 2 Accent 4" w:uiPriority="47"/>
+    <w:lsdException w:name="List Table 3 Accent 4" w:uiPriority="48"/>
+    <w:lsdException w:name="List Table 4 Accent 4" w:uiPriority="49"/>
+    <w:lsdException w:name="List Table 5 Dark Accent 4" w:uiPriority="50"/>
+    <w:lsdException w:name="List Table 6 Colorful Accent 4" w:uiPriority="51"/>
+    <w:lsdException w:name="List Table 7 Colorful Accent 4" w:uiPriority="52"/>
+    <w:lsdException w:name="List Table 1 Light Accent 5" w:uiPriority="46"/>
+    <w:lsdException w:name="List Table 2 Accent 5" w:uiPriority="47"/>
+    <w:lsdException w:name="List Table 3 Accent 5" w:uiPriority="48"/>
+    <w:lsdException w:name="List Table 4 Accent 5" w:uiPriority="49"/>
+    <w:lsdException w:name="List Table 5 Dark Accent 5" w:uiPriority="50"/>
+    <w:lsdException w:name="List Table 6 Colorful Accent 5" w:uiPriority="51"/>
+    <w:lsdException w:name="List Table 7 Colorful Accent 5" w:uiPriority="52"/>
+    <w:lsdException w:name="List Table 1 Light Accent 6" w:uiPriority="46"/>
+    <w:lsdException w:name="List Table 2 Accent 6" w:uiPriority="47"/>
+    <w:lsdException w:name="List Table 3 Accent 6" w:uiPriority="48"/>
+    <w:lsdException w:name="List Table 4 Accent 6" w:uiPriority="49"/>
+    <w:lsdException w:name="List Table 5 Dark Accent 6" w:uiPriority="50"/>
+    <w:lsdException w:name="List Table 6 Colorful Accent 6" w:uiPriority="51"/>
+    <w:lsdException w:name="List Table 7 Colorful Accent 6" w:uiPriority="52"/>
+    <w:lsdException w:name="Mention" w:semiHidden="1" w:unhideWhenUsed="1"/>
+    <w:lsdException w:name="Smart Hyperlink" w:semiHidden="1" w:unhideWhenUsed="1"/>
+    <w:lsdException w:name="Hashtag" w:semiHidden="1" w:unhideWhenUsed="1"/>
+    <w:lsdException w:name="Unresolved Mention" w:semiHidden="1" w:unhideWhenUsed="1"/>
+    <w:lsdException w:name="Smart Link" w:semiHidden="1" w:unhideWhenUsed="1"/>
+  </w:latentStyles>
   <w:style w:type="paragraph" w:default="1" w:styleId="Normal">
     <w:name w:val="Normal"/>
     <w:qFormat/>
@@ -1732,6 +2370,7 @@
     <w:name w:val="heading 1"/>
     <w:basedOn w:val="Normal"/>
     <w:next w:val="Normal"/>
+    <w:uiPriority w:val="9"/>
     <w:qFormat/>
     <w:pPr>
       <w:keepNext/>
@@ -1747,6 +2386,8 @@
     <w:name w:val="heading 2"/>
     <w:basedOn w:val="Normal"/>
     <w:next w:val="Normal"/>
+    <w:uiPriority w:val="9"/>
+    <w:unhideWhenUsed/>
     <w:qFormat/>
     <w:pPr>
       <w:keepNext/>
@@ -1762,6 +2403,9 @@
     <w:name w:val="heading 3"/>
     <w:basedOn w:val="Normal"/>
     <w:next w:val="Normal"/>
+    <w:uiPriority w:val="9"/>
+    <w:semiHidden/>
+    <w:unhideWhenUsed/>
     <w:qFormat/>
     <w:pPr>
       <w:keepNext/>
@@ -1777,6 +2421,9 @@
     <w:name w:val="heading 4"/>
     <w:basedOn w:val="Normal"/>
     <w:next w:val="Normal"/>
+    <w:uiPriority w:val="9"/>
+    <w:semiHidden/>
+    <w:unhideWhenUsed/>
     <w:qFormat/>
     <w:pPr>
       <w:keepNext/>
@@ -1784,13 +2431,15 @@
     </w:pPr>
     <w:rPr>
       <w:b/>
-      <w:sz w:val="22"/>
     </w:rPr>
   </w:style>
   <w:style w:type="paragraph" w:styleId="Heading5">
     <w:name w:val="heading 5"/>
     <w:basedOn w:val="Normal"/>
     <w:next w:val="Normal"/>
+    <w:uiPriority w:val="9"/>
+    <w:semiHidden/>
+    <w:unhideWhenUsed/>
     <w:qFormat/>
     <w:pPr>
       <w:keepNext/>
@@ -1798,13 +2447,15 @@
     </w:pPr>
     <w:rPr>
       <w:b/>
-      <w:sz w:val="22"/>
     </w:rPr>
   </w:style>
   <w:style w:type="paragraph" w:styleId="Heading6">
     <w:name w:val="heading 6"/>
     <w:basedOn w:val="Normal"/>
     <w:next w:val="Normal"/>
+    <w:uiPriority w:val="9"/>
+    <w:semiHidden/>
+    <w:unhideWhenUsed/>
     <w:qFormat/>
     <w:pPr>
       <w:keepNext/>
@@ -1812,13 +2463,40 @@
     </w:pPr>
     <w:rPr>
       <w:i/>
-      <w:sz w:val="22"/>
     </w:rPr>
+  </w:style>
+  <w:style w:type="character" w:default="1" w:styleId="DefaultParagraphFont">
+    <w:name w:val="Default Paragraph Font"/>
+    <w:uiPriority w:val="1"/>
+    <w:semiHidden/>
+    <w:unhideWhenUsed/>
+  </w:style>
+  <w:style w:type="table" w:default="1" w:styleId="TableNormal">
+    <w:name w:val="Normal Table"/>
+    <w:uiPriority w:val="99"/>
+    <w:semiHidden/>
+    <w:unhideWhenUsed/>
+    <w:tblPr>
+      <w:tblInd w:w="0" w:type="dxa"/>
+      <w:tblCellMar>
+        <w:top w:w="0" w:type="dxa"/>
+        <w:left w:w="108" w:type="dxa"/>
+        <w:bottom w:w="0" w:type="dxa"/>
+        <w:right w:w="108" w:type="dxa"/>
+      </w:tblCellMar>
+    </w:tblPr>
+  </w:style>
+  <w:style w:type="numbering" w:default="1" w:styleId="NoList">
+    <w:name w:val="No List"/>
+    <w:uiPriority w:val="99"/>
+    <w:semiHidden/>
+    <w:unhideWhenUsed/>
   </w:style>
   <w:style w:type="paragraph" w:styleId="Title">
     <w:name w:val="Title"/>
     <w:basedOn w:val="Normal"/>
     <w:next w:val="Normal"/>
+    <w:uiPriority w:val="10"/>
     <w:qFormat/>
     <w:pPr>
       <w:spacing w:after="80"/>
@@ -1833,35 +2511,35 @@
     <w:basedOn w:val="Normal"/>
     <w:qFormat/>
     <w:pPr>
-      <w:ind w:left="720" w:right="720"/>
       <w:pBdr>
         <w:left w:val="single" w:sz="12" w:space="8" w:color="A0A0A0"/>
       </w:pBdr>
+      <w:ind w:left="720" w:right="720"/>
     </w:pPr>
     <w:rPr>
       <w:i/>
       <w:color w:val="404040"/>
     </w:rPr>
   </w:style>
-  <w:style w:type="paragraph" w:styleId="Code">
+  <w:style w:type="paragraph" w:customStyle="1" w:styleId="Code">
     <w:name w:val="Code"/>
     <w:basedOn w:val="Normal"/>
     <w:link w:val="CodeChar"/>
     <w:pPr>
+      <w:shd w:val="clear" w:color="auto" w:fill="F5F5F5"/>
       <w:spacing w:after="0" w:line="240" w:lineRule="auto"/>
       <w:contextualSpacing/>
-      <w:shd w:val="clear" w:color="auto" w:fill="F5F5F5"/>
     </w:pPr>
     <w:rPr>
-      <w:rFonts w:ascii="Consolas" w:hAnsi="Consolas" w:eastAsia="Consolas" w:cs="Consolas"/>
+      <w:rFonts w:ascii="Consolas" w:eastAsia="Consolas" w:hAnsi="Consolas" w:cs="Consolas"/>
       <w:sz w:val="20"/>
     </w:rPr>
   </w:style>
-  <w:style w:type="character" w:styleId="CodeChar">
+  <w:style w:type="character" w:customStyle="1" w:styleId="CodeChar">
     <w:name w:val="Code Char"/>
     <w:link w:val="Code"/>
     <w:rPr>
-      <w:rFonts w:ascii="Consolas" w:hAnsi="Consolas" w:eastAsia="Consolas" w:cs="Consolas"/>
+      <w:rFonts w:ascii="Consolas" w:eastAsia="Consolas" w:hAnsi="Consolas" w:cs="Consolas"/>
       <w:sz w:val="20"/>
       <w:shd w:val="clear" w:color="auto" w:fill="F5F5F5"/>
     </w:rPr>
@@ -1885,7 +2563,6 @@
   <w:style w:type="paragraph" w:styleId="CommentText">
     <w:name w:val="annotation text"/>
     <w:basedOn w:val="Normal"/>
-    <w:link w:val="CommentTextChar"/>
     <w:pPr>
       <w:spacing w:line="240" w:lineRule="auto"/>
     </w:pPr>
@@ -1900,18 +2577,6 @@
       <w:sz w:val="16"/>
       <w:szCs w:val="16"/>
     </w:rPr>
-  </w:style>
-  <w:style w:type="table" w:default="1" w:styleId="TableNormal">
-    <w:name w:val="Normal Table"/>
-    <w:tblPr>
-      <w:tblInd w:w="0" w:type="dxa"/>
-      <w:tblCellMar>
-        <w:top w:w="0" w:type="dxa"/>
-        <w:left w:w="108" w:type="dxa"/>
-        <w:bottom w:w="0" w:type="dxa"/>
-        <w:right w:w="108" w:type="dxa"/>
-      </w:tblCellMar>
-    </w:tblPr>
   </w:style>
   <w:style w:type="table" w:styleId="TableGrid">
     <w:name w:val="Table Grid"/>
@@ -1928,4 +2593,319 @@
     </w:tblPr>
   </w:style>
 </w:styles>
+</file>
+
+<file path=word/theme/theme1.xml><?xml version="1.0" encoding="utf-8"?>
+<a:theme xmlns:a="http://schemas.openxmlformats.org/drawingml/2006/main" name="Office Theme">
+  <a:themeElements>
+    <a:clrScheme name="Office">
+      <a:dk1>
+        <a:sysClr val="windowText" lastClr="000000"/>
+      </a:dk1>
+      <a:lt1>
+        <a:sysClr val="window" lastClr="FFFFFF"/>
+      </a:lt1>
+      <a:dk2>
+        <a:srgbClr val="0E2841"/>
+      </a:dk2>
+      <a:lt2>
+        <a:srgbClr val="E8E8E8"/>
+      </a:lt2>
+      <a:accent1>
+        <a:srgbClr val="156082"/>
+      </a:accent1>
+      <a:accent2>
+        <a:srgbClr val="E97132"/>
+      </a:accent2>
+      <a:accent3>
+        <a:srgbClr val="196B24"/>
+      </a:accent3>
+      <a:accent4>
+        <a:srgbClr val="0F9ED5"/>
+      </a:accent4>
+      <a:accent5>
+        <a:srgbClr val="A02B93"/>
+      </a:accent5>
+      <a:accent6>
+        <a:srgbClr val="4EA72E"/>
+      </a:accent6>
+      <a:hlink>
+        <a:srgbClr val="467886"/>
+      </a:hlink>
+      <a:folHlink>
+        <a:srgbClr val="96607D"/>
+      </a:folHlink>
+    </a:clrScheme>
+    <a:fontScheme name="Office">
+      <a:majorFont>
+        <a:latin typeface="Aptos Display" panose="02110004020202020204"/>
+        <a:ea typeface=""/>
+        <a:cs typeface=""/>
+        <a:font script="Jpan" typeface="游ゴシック Light"/>
+        <a:font script="Hang" typeface="맑은 고딕"/>
+        <a:font script="Hans" typeface="等线 Light"/>
+        <a:font script="Hant" typeface="新細明體"/>
+        <a:font script="Arab" typeface="Times New Roman"/>
+        <a:font script="Hebr" typeface="Times New Roman"/>
+        <a:font script="Thai" typeface="Angsana New"/>
+        <a:font script="Ethi" typeface="Nyala"/>
+        <a:font script="Beng" typeface="Vrinda"/>
+        <a:font script="Gujr" typeface="Shruti"/>
+        <a:font script="Khmr" typeface="MoolBoran"/>
+        <a:font script="Knda" typeface="Tunga"/>
+        <a:font script="Guru" typeface="Raavi"/>
+        <a:font script="Cans" typeface="Euphemia"/>
+        <a:font script="Cher" typeface="Plantagenet Cherokee"/>
+        <a:font script="Yiii" typeface="Microsoft Yi Baiti"/>
+        <a:font script="Tibt" typeface="Microsoft Himalaya"/>
+        <a:font script="Thaa" typeface="MV Boli"/>
+        <a:font script="Deva" typeface="Mangal"/>
+        <a:font script="Telu" typeface="Gautami"/>
+        <a:font script="Taml" typeface="Latha"/>
+        <a:font script="Syrc" typeface="Estrangelo Edessa"/>
+        <a:font script="Orya" typeface="Kalinga"/>
+        <a:font script="Mlym" typeface="Kartika"/>
+        <a:font script="Laoo" typeface="DokChampa"/>
+        <a:font script="Sinh" typeface="Iskoola Pota"/>
+        <a:font script="Mong" typeface="Mongolian Baiti"/>
+        <a:font script="Viet" typeface="Times New Roman"/>
+        <a:font script="Uigh" typeface="Microsoft Uighur"/>
+        <a:font script="Geor" typeface="Sylfaen"/>
+        <a:font script="Armn" typeface="Arial"/>
+        <a:font script="Bugi" typeface="Leelawadee UI"/>
+        <a:font script="Bopo" typeface="Microsoft JhengHei"/>
+        <a:font script="Java" typeface="Javanese Text"/>
+        <a:font script="Lisu" typeface="Segoe UI"/>
+        <a:font script="Mymr" typeface="Myanmar Text"/>
+        <a:font script="Nkoo" typeface="Ebrima"/>
+        <a:font script="Olck" typeface="Nirmala UI"/>
+        <a:font script="Osma" typeface="Ebrima"/>
+        <a:font script="Phag" typeface="Phagspa"/>
+        <a:font script="Syrn" typeface="Estrangelo Edessa"/>
+        <a:font script="Syrj" typeface="Estrangelo Edessa"/>
+        <a:font script="Syre" typeface="Estrangelo Edessa"/>
+        <a:font script="Sora" typeface="Nirmala UI"/>
+        <a:font script="Tale" typeface="Microsoft Tai Le"/>
+        <a:font script="Talu" typeface="Microsoft New Tai Lue"/>
+        <a:font script="Tfng" typeface="Ebrima"/>
+      </a:majorFont>
+      <a:minorFont>
+        <a:latin typeface="Aptos" panose="02110004020202020204"/>
+        <a:ea typeface=""/>
+        <a:cs typeface=""/>
+        <a:font script="Jpan" typeface="游明朝"/>
+        <a:font script="Hang" typeface="맑은 고딕"/>
+        <a:font script="Hans" typeface="等线"/>
+        <a:font script="Hant" typeface="新細明體"/>
+        <a:font script="Arab" typeface="Arial"/>
+        <a:font script="Hebr" typeface="Arial"/>
+        <a:font script="Thai" typeface="Cordia New"/>
+        <a:font script="Ethi" typeface="Nyala"/>
+        <a:font script="Beng" typeface="Vrinda"/>
+        <a:font script="Gujr" typeface="Shruti"/>
+        <a:font script="Khmr" typeface="DaunPenh"/>
+        <a:font script="Knda" typeface="Tunga"/>
+        <a:font script="Guru" typeface="Raavi"/>
+        <a:font script="Cans" typeface="Euphemia"/>
+        <a:font script="Cher" typeface="Plantagenet Cherokee"/>
+        <a:font script="Yiii" typeface="Microsoft Yi Baiti"/>
+        <a:font script="Tibt" typeface="Microsoft Himalaya"/>
+        <a:font script="Thaa" typeface="MV Boli"/>
+        <a:font script="Deva" typeface="Mangal"/>
+        <a:font script="Telu" typeface="Gautami"/>
+        <a:font script="Taml" typeface="Latha"/>
+        <a:font script="Syrc" typeface="Estrangelo Edessa"/>
+        <a:font script="Orya" typeface="Kalinga"/>
+        <a:font script="Mlym" typeface="Kartika"/>
+        <a:font script="Laoo" typeface="DokChampa"/>
+        <a:font script="Sinh" typeface="Iskoola Pota"/>
+        <a:font script="Mong" typeface="Mongolian Baiti"/>
+        <a:font script="Viet" typeface="Arial"/>
+        <a:font script="Uigh" typeface="Microsoft Uighur"/>
+        <a:font script="Geor" typeface="Sylfaen"/>
+        <a:font script="Armn" typeface="Arial"/>
+        <a:font script="Bugi" typeface="Leelawadee UI"/>
+        <a:font script="Bopo" typeface="Microsoft JhengHei"/>
+        <a:font script="Java" typeface="Javanese Text"/>
+        <a:font script="Lisu" typeface="Segoe UI"/>
+        <a:font script="Mymr" typeface="Myanmar Text"/>
+        <a:font script="Nkoo" typeface="Ebrima"/>
+        <a:font script="Olck" typeface="Nirmala UI"/>
+        <a:font script="Osma" typeface="Ebrima"/>
+        <a:font script="Phag" typeface="Phagspa"/>
+        <a:font script="Syrn" typeface="Estrangelo Edessa"/>
+        <a:font script="Syrj" typeface="Estrangelo Edessa"/>
+        <a:font script="Syre" typeface="Estrangelo Edessa"/>
+        <a:font script="Sora" typeface="Nirmala UI"/>
+        <a:font script="Tale" typeface="Microsoft Tai Le"/>
+        <a:font script="Talu" typeface="Microsoft New Tai Lue"/>
+        <a:font script="Tfng" typeface="Ebrima"/>
+      </a:minorFont>
+    </a:fontScheme>
+    <a:fmtScheme name="Office">
+      <a:fillStyleLst>
+        <a:solidFill>
+          <a:schemeClr val="phClr"/>
+        </a:solidFill>
+        <a:gradFill rotWithShape="1">
+          <a:gsLst>
+            <a:gs pos="0">
+              <a:schemeClr val="phClr">
+                <a:lumMod val="110000"/>
+                <a:satMod val="105000"/>
+                <a:tint val="67000"/>
+              </a:schemeClr>
+            </a:gs>
+            <a:gs pos="50000">
+              <a:schemeClr val="phClr">
+                <a:lumMod val="105000"/>
+                <a:satMod val="103000"/>
+                <a:tint val="73000"/>
+              </a:schemeClr>
+            </a:gs>
+            <a:gs pos="100000">
+              <a:schemeClr val="phClr">
+                <a:lumMod val="105000"/>
+                <a:satMod val="109000"/>
+                <a:tint val="81000"/>
+              </a:schemeClr>
+            </a:gs>
+          </a:gsLst>
+          <a:lin ang="5400000" scaled="0"/>
+        </a:gradFill>
+        <a:gradFill rotWithShape="1">
+          <a:gsLst>
+            <a:gs pos="0">
+              <a:schemeClr val="phClr">
+                <a:satMod val="103000"/>
+                <a:lumMod val="102000"/>
+                <a:tint val="94000"/>
+              </a:schemeClr>
+            </a:gs>
+            <a:gs pos="50000">
+              <a:schemeClr val="phClr">
+                <a:satMod val="110000"/>
+                <a:lumMod val="100000"/>
+                <a:shade val="100000"/>
+              </a:schemeClr>
+            </a:gs>
+            <a:gs pos="100000">
+              <a:schemeClr val="phClr">
+                <a:lumMod val="99000"/>
+                <a:satMod val="120000"/>
+                <a:shade val="78000"/>
+              </a:schemeClr>
+            </a:gs>
+          </a:gsLst>
+          <a:lin ang="5400000" scaled="0"/>
+        </a:gradFill>
+      </a:fillStyleLst>
+      <a:lnStyleLst>
+        <a:ln w="12700" cap="flat" cmpd="sng" algn="ctr">
+          <a:solidFill>
+            <a:schemeClr val="phClr"/>
+          </a:solidFill>
+          <a:prstDash val="solid"/>
+          <a:miter lim="800000"/>
+        </a:ln>
+        <a:ln w="19050" cap="flat" cmpd="sng" algn="ctr">
+          <a:solidFill>
+            <a:schemeClr val="phClr"/>
+          </a:solidFill>
+          <a:prstDash val="solid"/>
+          <a:miter lim="800000"/>
+        </a:ln>
+        <a:ln w="25400" cap="flat" cmpd="sng" algn="ctr">
+          <a:solidFill>
+            <a:schemeClr val="phClr"/>
+          </a:solidFill>
+          <a:prstDash val="solid"/>
+          <a:miter lim="800000"/>
+        </a:ln>
+      </a:lnStyleLst>
+      <a:effectStyleLst>
+        <a:effectStyle>
+          <a:effectLst/>
+        </a:effectStyle>
+        <a:effectStyle>
+          <a:effectLst/>
+        </a:effectStyle>
+        <a:effectStyle>
+          <a:effectLst>
+            <a:outerShdw blurRad="57150" dist="19050" dir="5400000" algn="ctr" rotWithShape="0">
+              <a:srgbClr val="000000">
+                <a:alpha val="63000"/>
+              </a:srgbClr>
+            </a:outerShdw>
+          </a:effectLst>
+        </a:effectStyle>
+      </a:effectStyleLst>
+      <a:bgFillStyleLst>
+        <a:solidFill>
+          <a:schemeClr val="phClr"/>
+        </a:solidFill>
+        <a:solidFill>
+          <a:schemeClr val="phClr">
+            <a:tint val="95000"/>
+            <a:satMod val="170000"/>
+          </a:schemeClr>
+        </a:solidFill>
+        <a:gradFill rotWithShape="1">
+          <a:gsLst>
+            <a:gs pos="0">
+              <a:schemeClr val="phClr">
+                <a:tint val="93000"/>
+                <a:satMod val="150000"/>
+                <a:shade val="98000"/>
+                <a:lumMod val="102000"/>
+              </a:schemeClr>
+            </a:gs>
+            <a:gs pos="50000">
+              <a:schemeClr val="phClr">
+                <a:tint val="98000"/>
+                <a:satMod val="130000"/>
+                <a:shade val="90000"/>
+                <a:lumMod val="103000"/>
+              </a:schemeClr>
+            </a:gs>
+            <a:gs pos="100000">
+              <a:schemeClr val="phClr">
+                <a:shade val="63000"/>
+                <a:satMod val="120000"/>
+              </a:schemeClr>
+            </a:gs>
+          </a:gsLst>
+          <a:lin ang="5400000" scaled="0"/>
+        </a:gradFill>
+      </a:bgFillStyleLst>
+    </a:fmtScheme>
+  </a:themeElements>
+  <a:objectDefaults>
+    <a:lnDef>
+      <a:spPr/>
+      <a:bodyPr/>
+      <a:lstStyle/>
+      <a:style>
+        <a:lnRef idx="2">
+          <a:schemeClr val="accent1"/>
+        </a:lnRef>
+        <a:fillRef idx="0">
+          <a:schemeClr val="accent1"/>
+        </a:fillRef>
+        <a:effectRef idx="1">
+          <a:schemeClr val="accent1"/>
+        </a:effectRef>
+        <a:fontRef idx="minor">
+          <a:schemeClr val="tx1"/>
+        </a:fontRef>
+      </a:style>
+    </a:lnDef>
+  </a:objectDefaults>
+  <a:extraClrSchemeLst/>
+  <a:extLst>
+    <a:ext uri="{05A4C25C-085E-4340-85A3-A5531E510DB2}">
+      <thm15:themeFamily xmlns:thm15="http://schemas.microsoft.com/office/thememl/2012/main" name="Office Theme" id="{2E142A2C-CD16-42D6-873A-C26D2A0506FA}" vid="{1BDDFF52-6CD6-40A5-AB3C-68EB2F1E4D0A}"/>
+    </a:ext>
+  </a:extLst>
+</a:theme>
 </file>